--- a/new/guides/new-york/New_York_Guide.docx
+++ b/new/guides/new-york/New_York_Guide.docx
@@ -711,7 +711,7 @@
             </w:r>
           </w:p>
           <w:p>
-            <w:hyperlink w:history="1" r:id="rIdwkvkqgvlemxsbqlyvn7tm">
+            <w:hyperlink w:history="1" r:id="rIdj66l1a4uvb2cgkeu28yxj">
               <w:r>
                 <w:rPr>
                   <w:rStyle w:val="Hyperlink"/>
@@ -819,7 +819,7 @@
       </w:r>
     </w:p>
     <w:p>
-      <w:hyperlink w:history="1" r:id="rId8lxdcujbbztmqbaor2cx5">
+      <w:hyperlink w:history="1" r:id="rIdbtjushxenwu65ou4iyu3l">
         <w:r>
           <w:rPr>
             <w:rStyle w:val="Hyperlink"/>
@@ -840,7 +840,7 @@
         </w:rPr>
         <w:t xml:space="preserve">Via </w:t>
       </w:r>
-      <w:hyperlink w:history="1" r:id="rIdiqze_eytc1iz9ftabvij4">
+      <w:hyperlink w:history="1" r:id="rId0quzfsizbercc7qozbk_n">
         <w:r>
           <w:rPr>
             <w:color w:val="EA2E00"/>
@@ -858,7 +858,7 @@
         </w:rPr>
         <w:t xml:space="preserve">, </w:t>
       </w:r>
-      <w:hyperlink w:history="1" r:id="rIdl252hqpmsg7yu7ymus6bx">
+      <w:hyperlink w:history="1" r:id="rIddxskm2x2kbqc7dcqlmcr1">
         <w:r>
           <w:rPr>
             <w:color w:val="EA2E00"/>
@@ -876,7 +876,7 @@
         </w:rPr>
         <w:t xml:space="preserve">, </w:t>
       </w:r>
-      <w:hyperlink w:history="1" r:id="rIdwgw59vpp4i87d1tt_bas8">
+      <w:hyperlink w:history="1" r:id="rIdifggfupihf4wd4aj0eevi">
         <w:r>
           <w:rPr>
             <w:color w:val="EA2E00"/>
@@ -894,7 +894,7 @@
         </w:rPr>
         <w:t xml:space="preserve">, </w:t>
       </w:r>
-      <w:hyperlink w:history="1" r:id="rId-qkbxk8hhh55elbu9u8jp">
+      <w:hyperlink w:history="1" r:id="rId1xaozkb4nwp1ohwh6fpsj">
         <w:r>
           <w:rPr>
             <w:color w:val="EA2E00"/>
@@ -912,7 +912,7 @@
         </w:rPr>
         <w:t xml:space="preserve">, </w:t>
       </w:r>
-      <w:hyperlink w:history="1" r:id="rIdf9k7h0geioy14pgky3wdb">
+      <w:hyperlink w:history="1" r:id="rIdwsufyng2iras-rnmyibyt">
         <w:r>
           <w:rPr>
             <w:color w:val="EA2E00"/>
@@ -930,7 +930,7 @@
         </w:rPr>
         <w:t xml:space="preserve">, </w:t>
       </w:r>
-      <w:hyperlink w:history="1" r:id="rIddbjbtvffccw5qb5abcaze">
+      <w:hyperlink w:history="1" r:id="rIdtrsr4_d9zxnewpmom20tf">
         <w:r>
           <w:rPr>
             <w:color w:val="EA2E00"/>
@@ -948,7 +948,7 @@
         </w:rPr>
         <w:t xml:space="preserve">, </w:t>
       </w:r>
-      <w:hyperlink w:history="1" r:id="rIdnrebzdbhmml1uklmyke2e">
+      <w:hyperlink w:history="1" r:id="rIdyfz2lfrebxupbq3jcm2tc">
         <w:r>
           <w:rPr>
             <w:color w:val="EA2E00"/>
@@ -966,7 +966,7 @@
         </w:rPr>
         <w:t xml:space="preserve">, </w:t>
       </w:r>
-      <w:hyperlink w:history="1" r:id="rIdcgai7-sl7yb_kq-zn16vr">
+      <w:hyperlink w:history="1" r:id="rIdag9fffi2oq-nav_ricp0g">
         <w:r>
           <w:rPr>
             <w:color w:val="EA2E00"/>
@@ -984,7 +984,7 @@
         </w:rPr>
         <w:t xml:space="preserve">, </w:t>
       </w:r>
-      <w:hyperlink w:history="1" r:id="rIdrro40p3a2oiw7eekbcq58">
+      <w:hyperlink w:history="1" r:id="rIdyfxbxv__g7pzezzb7-arf">
         <w:r>
           <w:rPr>
             <w:color w:val="EA2E00"/>
@@ -1002,7 +1002,7 @@
         </w:rPr>
         <w:t xml:space="preserve">, </w:t>
       </w:r>
-      <w:hyperlink w:history="1" r:id="rId0sxu8udmyvyfk_skk0qhc">
+      <w:hyperlink w:history="1" r:id="rIdukcxsweq9ndr7yzj6zfvs">
         <w:r>
           <w:rPr>
             <w:color w:val="EA2E00"/>
@@ -1064,7 +1064,7 @@
       </w:r>
     </w:p>
     <w:p>
-      <w:hyperlink w:history="1" r:id="rIdwzxni6ice2lnditieja4q">
+      <w:hyperlink w:history="1" r:id="rIds0tq0cvl2f9ryu4izk35l">
         <w:r>
           <w:rPr>
             <w:rStyle w:val="Hyperlink"/>
@@ -1085,7 +1085,7 @@
         </w:rPr>
         <w:t xml:space="preserve">Via </w:t>
       </w:r>
-      <w:hyperlink w:history="1" r:id="rIdw6dkdamh6efn5oyvi9etk">
+      <w:hyperlink w:history="1" r:id="rIdinwciqct8jmtjrwu6ntf3">
         <w:r>
           <w:rPr>
             <w:color w:val="EA2E00"/>
@@ -1103,7 +1103,7 @@
         </w:rPr>
         <w:t xml:space="preserve">, </w:t>
       </w:r>
-      <w:hyperlink w:history="1" r:id="rIdq2hqgr_uvjp1uw1qzovzb">
+      <w:hyperlink w:history="1" r:id="rIdybehs6j9pdfer5pjvoxzq">
         <w:r>
           <w:rPr>
             <w:color w:val="EA2E00"/>
@@ -1121,7 +1121,7 @@
         </w:rPr>
         <w:t xml:space="preserve">, </w:t>
       </w:r>
-      <w:hyperlink w:history="1" r:id="rIdizjmwdludpcvy_0zb4lib">
+      <w:hyperlink w:history="1" r:id="rIdlterip9twknd_c4soapeu">
         <w:r>
           <w:rPr>
             <w:color w:val="EA2E00"/>
@@ -1139,7 +1139,7 @@
         </w:rPr>
         <w:t xml:space="preserve">, </w:t>
       </w:r>
-      <w:hyperlink w:history="1" r:id="rIdmmesrfameehhnifbeykbh">
+      <w:hyperlink w:history="1" r:id="rIdqlcouxsdehltmmrgimkzt">
         <w:r>
           <w:rPr>
             <w:color w:val="EA2E00"/>
@@ -1157,7 +1157,7 @@
         </w:rPr>
         <w:t xml:space="preserve">, </w:t>
       </w:r>
-      <w:hyperlink w:history="1" r:id="rIdyppte76vln9whhvkijcxc">
+      <w:hyperlink w:history="1" r:id="rId_zva1gvljw4ckv28j9giw">
         <w:r>
           <w:rPr>
             <w:color w:val="EA2E00"/>
@@ -1219,7 +1219,7 @@
       </w:r>
     </w:p>
     <w:p>
-      <w:hyperlink w:history="1" r:id="rIdgo3y0pyrvvufxtii1-bnz">
+      <w:hyperlink w:history="1" r:id="rIdyn8_thfof6fqhyxl-sqlq">
         <w:r>
           <w:rPr>
             <w:rStyle w:val="Hyperlink"/>
@@ -1240,7 +1240,7 @@
         </w:rPr>
         <w:t xml:space="preserve">Via </w:t>
       </w:r>
-      <w:hyperlink w:history="1" r:id="rIdlgvkrrp1t2tp43ktj3bxu">
+      <w:hyperlink w:history="1" r:id="rId3tkwwnai4mhfhvjqlmvul">
         <w:r>
           <w:rPr>
             <w:color w:val="EA2E00"/>
@@ -1258,7 +1258,7 @@
         </w:rPr>
         <w:t xml:space="preserve">, </w:t>
       </w:r>
-      <w:hyperlink w:history="1" r:id="rIdye3mfpo92dn7v6h6fgjp8">
+      <w:hyperlink w:history="1" r:id="rIdccv5olhlrlqwmrrpas5xs">
         <w:r>
           <w:rPr>
             <w:color w:val="EA2E00"/>
@@ -1276,7 +1276,7 @@
         </w:rPr>
         <w:t xml:space="preserve">, </w:t>
       </w:r>
-      <w:hyperlink w:history="1" r:id="rId0vnhtypsidkupxn_ao7ub">
+      <w:hyperlink w:history="1" r:id="rId13ao819zxo0sabiqcrb4n">
         <w:r>
           <w:rPr>
             <w:color w:val="EA2E00"/>
@@ -1338,7 +1338,7 @@
       </w:r>
     </w:p>
     <w:p>
-      <w:hyperlink w:history="1" r:id="rIdicsghxqlsgiyy9y9pze28">
+      <w:hyperlink w:history="1" r:id="rIdmbchyaiwugufm_7tlotk2">
         <w:r>
           <w:rPr>
             <w:rStyle w:val="Hyperlink"/>
@@ -1359,7 +1359,7 @@
         </w:rPr>
         <w:t xml:space="preserve">Via </w:t>
       </w:r>
-      <w:hyperlink w:history="1" r:id="rIdymyfn0k6g5whdk1dblnox">
+      <w:hyperlink w:history="1" r:id="rIdfbhv7x3x4a2gn2jqbi1gk">
         <w:r>
           <w:rPr>
             <w:color w:val="EA2E00"/>
@@ -1377,7 +1377,7 @@
         </w:rPr>
         <w:t xml:space="preserve">, </w:t>
       </w:r>
-      <w:hyperlink w:history="1" r:id="rIdj1tt9l1eky8qodbmtr218">
+      <w:hyperlink w:history="1" r:id="rIdxphy3orc6h8hkxl_lvoyh">
         <w:r>
           <w:rPr>
             <w:color w:val="EA2E00"/>
@@ -1395,7 +1395,7 @@
         </w:rPr>
         <w:t xml:space="preserve">, </w:t>
       </w:r>
-      <w:hyperlink w:history="1" r:id="rIdrnqdsbcqvabvy9p-gecph">
+      <w:hyperlink w:history="1" r:id="rIda92l0osbga7isp9wotubc">
         <w:r>
           <w:rPr>
             <w:color w:val="EA2E00"/>
@@ -1457,7 +1457,7 @@
       </w:r>
     </w:p>
     <w:p>
-      <w:hyperlink w:history="1" r:id="rIduvexajqcedwfq2g7gxdah">
+      <w:hyperlink w:history="1" r:id="rIduwtsunfaefs6z1btmopv-">
         <w:r>
           <w:rPr>
             <w:rStyle w:val="Hyperlink"/>
@@ -1478,7 +1478,7 @@
         </w:rPr>
         <w:t xml:space="preserve">Via </w:t>
       </w:r>
-      <w:hyperlink w:history="1" r:id="rId3_dm7pn4wfixmsa9qigo3">
+      <w:hyperlink w:history="1" r:id="rIdaqdanyvuxcpjgaevkuwzf">
         <w:r>
           <w:rPr>
             <w:color w:val="EA2E00"/>
@@ -1496,7 +1496,7 @@
         </w:rPr>
         <w:t xml:space="preserve">, </w:t>
       </w:r>
-      <w:hyperlink w:history="1" r:id="rId9klulznhohratrfem_ege">
+      <w:hyperlink w:history="1" r:id="rIddopa43sxb0tjfpzjazgtn">
         <w:r>
           <w:rPr>
             <w:color w:val="EA2E00"/>
@@ -1514,7 +1514,7 @@
         </w:rPr>
         <w:t xml:space="preserve">, </w:t>
       </w:r>
-      <w:hyperlink w:history="1" r:id="rIdiqefwycmkefl4ijayqlo9">
+      <w:hyperlink w:history="1" r:id="rId2asx2tqw3squg4aebk0y-">
         <w:r>
           <w:rPr>
             <w:color w:val="EA2E00"/>
@@ -1584,7 +1584,7 @@
       </w:r>
     </w:p>
     <w:p>
-      <w:hyperlink w:history="1" r:id="rIdcm4k81ekw4sbq2l1emycd">
+      <w:hyperlink w:history="1" r:id="rIdhhsvm0al8mqoykns_7ydw">
         <w:r>
           <w:rPr>
             <w:rStyle w:val="Hyperlink"/>
@@ -1605,7 +1605,7 @@
         </w:rPr>
         <w:t xml:space="preserve">Via </w:t>
       </w:r>
-      <w:hyperlink w:history="1" r:id="rIdhsuircusecdauugnn1s59">
+      <w:hyperlink w:history="1" r:id="rIdx4ntbaccirsi25crnwcj5">
         <w:r>
           <w:rPr>
             <w:color w:val="EA2E00"/>
@@ -1623,7 +1623,7 @@
         </w:rPr>
         <w:t xml:space="preserve">, </w:t>
       </w:r>
-      <w:hyperlink w:history="1" r:id="rIdkudfhwm5udhvimruwb3mz">
+      <w:hyperlink w:history="1" r:id="rIdrx7j-4lvn-np-i5q-ihca">
         <w:r>
           <w:rPr>
             <w:color w:val="EA2E00"/>
@@ -1641,7 +1641,7 @@
         </w:rPr>
         <w:t xml:space="preserve">, </w:t>
       </w:r>
-      <w:hyperlink w:history="1" r:id="rIdlfmvwadjg77euscywr1sa">
+      <w:hyperlink w:history="1" r:id="rIdnzbnckzwdveuejchmkiv6">
         <w:r>
           <w:rPr>
             <w:color w:val="EA2E00"/>
@@ -1659,7 +1659,7 @@
         </w:rPr>
         <w:t xml:space="preserve">, </w:t>
       </w:r>
-      <w:hyperlink w:history="1" r:id="rIddfzfszrvgrzqikk38a23e">
+      <w:hyperlink w:history="1" r:id="rId0v6rszxlrqpyfbt5guq7b">
         <w:r>
           <w:rPr>
             <w:color w:val="EA2E00"/>
@@ -1677,7 +1677,7 @@
         </w:rPr>
         <w:t xml:space="preserve">, </w:t>
       </w:r>
-      <w:hyperlink w:history="1" r:id="rIdqxsyynzdhddyyzqt07up3">
+      <w:hyperlink w:history="1" r:id="rIdfztm0rlgj0h4xrucxpua1">
         <w:r>
           <w:rPr>
             <w:color w:val="EA2E00"/>
@@ -1695,7 +1695,7 @@
         </w:rPr>
         <w:t xml:space="preserve">, </w:t>
       </w:r>
-      <w:hyperlink w:history="1" r:id="rIdjtvgaxc5-yvm3qamerpev">
+      <w:hyperlink w:history="1" r:id="rIdxwj3yqujhanfgkfy3o9cc">
         <w:r>
           <w:rPr>
             <w:color w:val="EA2E00"/>
@@ -1713,7 +1713,7 @@
         </w:rPr>
         <w:t xml:space="preserve">, </w:t>
       </w:r>
-      <w:hyperlink w:history="1" r:id="rIdsy-miippdhcf5mqmo-efm">
+      <w:hyperlink w:history="1" r:id="rIdll0bxkt8mfihd1lsourot">
         <w:r>
           <w:rPr>
             <w:color w:val="EA2E00"/>
@@ -1775,7 +1775,7 @@
       </w:r>
     </w:p>
     <w:p>
-      <w:hyperlink w:history="1" r:id="rId6wwxyao7iduv-n6gh2ku1">
+      <w:hyperlink w:history="1" r:id="rIdiulgwtb6c7i-zexub2dut">
         <w:r>
           <w:rPr>
             <w:rStyle w:val="Hyperlink"/>
@@ -1796,7 +1796,7 @@
         </w:rPr>
         <w:t xml:space="preserve">Via </w:t>
       </w:r>
-      <w:hyperlink w:history="1" r:id="rIdorpa3rlbrakn19e7z6dwj">
+      <w:hyperlink w:history="1" r:id="rIda9cdomdcauu8nwfgly2bs">
         <w:r>
           <w:rPr>
             <w:color w:val="EA2E00"/>
@@ -1814,7 +1814,7 @@
         </w:rPr>
         <w:t xml:space="preserve">, </w:t>
       </w:r>
-      <w:hyperlink w:history="1" r:id="rId1e8uawfqk7psxpqmgbjrs">
+      <w:hyperlink w:history="1" r:id="rIdwazj5nouj1hdxajnxc7pw">
         <w:r>
           <w:rPr>
             <w:color w:val="EA2E00"/>
@@ -1832,7 +1832,7 @@
         </w:rPr>
         <w:t xml:space="preserve">, </w:t>
       </w:r>
-      <w:hyperlink w:history="1" r:id="rIdwkbcql4ps9xlrpriowd1w">
+      <w:hyperlink w:history="1" r:id="rIdc8wmqax9b8avua4oyitjg">
         <w:r>
           <w:rPr>
             <w:color w:val="EA2E00"/>
@@ -1850,7 +1850,7 @@
         </w:rPr>
         <w:t xml:space="preserve">, </w:t>
       </w:r>
-      <w:hyperlink w:history="1" r:id="rIdithjodwlwtq_bl2cvcve9">
+      <w:hyperlink w:history="1" r:id="rIdz2hyvy2c7c6guz_hljsi0">
         <w:r>
           <w:rPr>
             <w:color w:val="EA2E00"/>
@@ -1912,7 +1912,7 @@
       </w:r>
     </w:p>
     <w:p>
-      <w:hyperlink w:history="1" r:id="rIdwhhzuqhcfbo8bo9gnu2__">
+      <w:hyperlink w:history="1" r:id="rIdbpp00_zhmrrwpho1yifwz">
         <w:r>
           <w:rPr>
             <w:rStyle w:val="Hyperlink"/>
@@ -1933,7 +1933,7 @@
         </w:rPr>
         <w:t xml:space="preserve">Via </w:t>
       </w:r>
-      <w:hyperlink w:history="1" r:id="rIdpfnab-y0syxdt3whdc5pn">
+      <w:hyperlink w:history="1" r:id="rIdxnltjx9umkwtjmq7revek">
         <w:r>
           <w:rPr>
             <w:color w:val="EA2E00"/>
@@ -1951,7 +1951,7 @@
         </w:rPr>
         <w:t xml:space="preserve">, </w:t>
       </w:r>
-      <w:hyperlink w:history="1" r:id="rIdqcmm7f9oha_9cev8arcsl">
+      <w:hyperlink w:history="1" r:id="rId2yj2wnzj_vvshdffcy9hi">
         <w:r>
           <w:rPr>
             <w:color w:val="EA2E00"/>
@@ -1969,7 +1969,7 @@
         </w:rPr>
         <w:t xml:space="preserve">, </w:t>
       </w:r>
-      <w:hyperlink w:history="1" r:id="rId1_boivxrbtclo7fqlfcy4">
+      <w:hyperlink w:history="1" r:id="rIdct1aen9qvfp5h9wzd0las">
         <w:r>
           <w:rPr>
             <w:color w:val="EA2E00"/>
@@ -1987,7 +1987,7 @@
         </w:rPr>
         <w:t xml:space="preserve">, </w:t>
       </w:r>
-      <w:hyperlink w:history="1" r:id="rIdk6vrj8jwvhfzfwb_ndkc9">
+      <w:hyperlink w:history="1" r:id="rIdwssy_olarxpwlmb2txphj">
         <w:r>
           <w:rPr>
             <w:color w:val="EA2E00"/>
@@ -2005,7 +2005,7 @@
         </w:rPr>
         <w:t xml:space="preserve">, </w:t>
       </w:r>
-      <w:hyperlink w:history="1" r:id="rIdyg755vhe9u1yiatpbhwhq">
+      <w:hyperlink w:history="1" r:id="rId_vsnrppyzdhwou7tq0-yw">
         <w:r>
           <w:rPr>
             <w:color w:val="EA2E00"/>
@@ -2023,7 +2023,7 @@
         </w:rPr>
         <w:t xml:space="preserve">, </w:t>
       </w:r>
-      <w:hyperlink w:history="1" r:id="rIdfoelsasyrppnxjo_viwwa">
+      <w:hyperlink w:history="1" r:id="rId4lcaakr57jn9fhulsbpoz">
         <w:r>
           <w:rPr>
             <w:color w:val="EA2E00"/>
@@ -2041,7 +2041,7 @@
         </w:rPr>
         <w:t xml:space="preserve">, </w:t>
       </w:r>
-      <w:hyperlink w:history="1" r:id="rIdrjaozrrzjroc82n26b3ft">
+      <w:hyperlink w:history="1" r:id="rIdkcxfhussrb94gofcoyqmq">
         <w:r>
           <w:rPr>
             <w:color w:val="EA2E00"/>
@@ -2059,7 +2059,7 @@
         </w:rPr>
         <w:t xml:space="preserve">, </w:t>
       </w:r>
-      <w:hyperlink w:history="1" r:id="rIdbcivm0_5makyxj8vdy01n">
+      <w:hyperlink w:history="1" r:id="rId6hsjzyvbji0fonstszwik">
         <w:r>
           <w:rPr>
             <w:color w:val="EA2E00"/>
@@ -2121,7 +2121,7 @@
       </w:r>
     </w:p>
     <w:p>
-      <w:hyperlink w:history="1" r:id="rId1vyhjro_-pisssvav_mjm">
+      <w:hyperlink w:history="1" r:id="rIdeodnsm5em0z-zbqhbz5hc">
         <w:r>
           <w:rPr>
             <w:rStyle w:val="Hyperlink"/>
@@ -2142,7 +2142,7 @@
         </w:rPr>
         <w:t xml:space="preserve">Via </w:t>
       </w:r>
-      <w:hyperlink w:history="1" r:id="rId8kck7gkfwznetfhubjeoi">
+      <w:hyperlink w:history="1" r:id="rIdip6vbxe5hk4rn5cbqddsw">
         <w:r>
           <w:rPr>
             <w:color w:val="EA2E00"/>
@@ -2160,7 +2160,7 @@
         </w:rPr>
         <w:t xml:space="preserve">, </w:t>
       </w:r>
-      <w:hyperlink w:history="1" r:id="rIdgh9r5ne55vvjo55j5ld1h">
+      <w:hyperlink w:history="1" r:id="rId4wb3quzbw2a_j_gxt3oxw">
         <w:r>
           <w:rPr>
             <w:color w:val="EA2E00"/>
@@ -2178,7 +2178,7 @@
         </w:rPr>
         <w:t xml:space="preserve">, </w:t>
       </w:r>
-      <w:hyperlink w:history="1" r:id="rIdkd8iwlvn_0wlpazho9r5j">
+      <w:hyperlink w:history="1" r:id="rIdmf8cglla72dfpfiu7ywaa">
         <w:r>
           <w:rPr>
             <w:color w:val="EA2E00"/>
@@ -2196,7 +2196,7 @@
         </w:rPr>
         <w:t xml:space="preserve">, </w:t>
       </w:r>
-      <w:hyperlink w:history="1" r:id="rIdv_o62rqxqhjqox-qiibuu">
+      <w:hyperlink w:history="1" r:id="rId0vg0k2vbin0o2cpigg2s_">
         <w:r>
           <w:rPr>
             <w:color w:val="EA2E00"/>
@@ -2258,7 +2258,7 @@
       </w:r>
     </w:p>
     <w:p>
-      <w:hyperlink w:history="1" r:id="rIdyhfbaptwlheenn330os9b">
+      <w:hyperlink w:history="1" r:id="rIdcvndfkj-zkkeexcd5lv2c">
         <w:r>
           <w:rPr>
             <w:rStyle w:val="Hyperlink"/>
@@ -2279,7 +2279,7 @@
         </w:rPr>
         <w:t xml:space="preserve">Via </w:t>
       </w:r>
-      <w:hyperlink w:history="1" r:id="rIdmryw3cbfh-o16hrbucqjq">
+      <w:hyperlink w:history="1" r:id="rIdv099rrp2z8sq44wj7w7c4">
         <w:r>
           <w:rPr>
             <w:color w:val="EA2E00"/>
@@ -2297,7 +2297,7 @@
         </w:rPr>
         <w:t xml:space="preserve">, </w:t>
       </w:r>
-      <w:hyperlink w:history="1" r:id="rIdqoy6p02uk3h-3ixtsliho">
+      <w:hyperlink w:history="1" r:id="rIds9uxbg1g6e6gcy3qvacir">
         <w:r>
           <w:rPr>
             <w:color w:val="EA2E00"/>
@@ -2315,7 +2315,7 @@
         </w:rPr>
         <w:t xml:space="preserve">, </w:t>
       </w:r>
-      <w:hyperlink w:history="1" r:id="rIdwfkd_k7zh-8agpaq9rziz">
+      <w:hyperlink w:history="1" r:id="rId5d8t495mjfz-mpvq_xir7">
         <w:r>
           <w:rPr>
             <w:color w:val="EA2E00"/>
@@ -2333,7 +2333,7 @@
         </w:rPr>
         <w:t xml:space="preserve">, </w:t>
       </w:r>
-      <w:hyperlink w:history="1" r:id="rId0ge6cneyzauw4dzsr4ucf">
+      <w:hyperlink w:history="1" r:id="rIdwzm7morkhk28dcal_ave7">
         <w:r>
           <w:rPr>
             <w:color w:val="EA2E00"/>
@@ -2395,7 +2395,7 @@
       </w:r>
     </w:p>
     <w:p>
-      <w:hyperlink w:history="1" r:id="rIdlnoezfok6mbjs7lo0shtt">
+      <w:hyperlink w:history="1" r:id="rId1fp-koy19-0d0ngrrby0k">
         <w:r>
           <w:rPr>
             <w:rStyle w:val="Hyperlink"/>
@@ -2416,7 +2416,7 @@
         </w:rPr>
         <w:t xml:space="preserve">Via </w:t>
       </w:r>
-      <w:hyperlink w:history="1" r:id="rIdjibsteuz3geji86jr70r8">
+      <w:hyperlink w:history="1" r:id="rIdegwhckagshh4zpx67yoc3">
         <w:r>
           <w:rPr>
             <w:color w:val="EA2E00"/>
@@ -2434,7 +2434,7 @@
         </w:rPr>
         <w:t xml:space="preserve">, </w:t>
       </w:r>
-      <w:hyperlink w:history="1" r:id="rIdqlmfo8m7ozo1h-cq-_1zn">
+      <w:hyperlink w:history="1" r:id="rIdz7vyhrdq62j0l8rq9b3tm">
         <w:r>
           <w:rPr>
             <w:color w:val="EA2E00"/>
@@ -2452,7 +2452,7 @@
         </w:rPr>
         <w:t xml:space="preserve">, </w:t>
       </w:r>
-      <w:hyperlink w:history="1" r:id="rIdtgmodvdq9rzcxqpyfeunp">
+      <w:hyperlink w:history="1" r:id="rIdwtrhvwsp5fqwewloonvsm">
         <w:r>
           <w:rPr>
             <w:color w:val="EA2E00"/>
@@ -2470,7 +2470,7 @@
         </w:rPr>
         <w:t xml:space="preserve">, </w:t>
       </w:r>
-      <w:hyperlink w:history="1" r:id="rIdak4dv3ei1zqcrwclkoe9s">
+      <w:hyperlink w:history="1" r:id="rIdms8uydzyqgmdyd2pjpj12">
         <w:r>
           <w:rPr>
             <w:color w:val="EA2E00"/>
@@ -2532,7 +2532,7 @@
       </w:r>
     </w:p>
     <w:p>
-      <w:hyperlink w:history="1" r:id="rIdorgitqjrgdkfyonl4mbv_">
+      <w:hyperlink w:history="1" r:id="rId8s1fupylpsbdyr89j37q4">
         <w:r>
           <w:rPr>
             <w:rStyle w:val="Hyperlink"/>
@@ -2553,7 +2553,7 @@
         </w:rPr>
         <w:t xml:space="preserve">Via </w:t>
       </w:r>
-      <w:hyperlink w:history="1" r:id="rId_lioxlrhlz7ah9n2gli65">
+      <w:hyperlink w:history="1" r:id="rIdhyqag340n3b4vg4aux5qz">
         <w:r>
           <w:rPr>
             <w:color w:val="EA2E00"/>
@@ -2571,7 +2571,7 @@
         </w:rPr>
         <w:t xml:space="preserve">, </w:t>
       </w:r>
-      <w:hyperlink w:history="1" r:id="rId0gvv6j22bfusk90zsrrhd">
+      <w:hyperlink w:history="1" r:id="rIds7xifzaoodjjand3eutqn">
         <w:r>
           <w:rPr>
             <w:color w:val="EA2E00"/>
@@ -2589,7 +2589,7 @@
         </w:rPr>
         <w:t xml:space="preserve">, </w:t>
       </w:r>
-      <w:hyperlink w:history="1" r:id="rIddnorvybwyufp20n94kny-">
+      <w:hyperlink w:history="1" r:id="rId3jisdfkrqsxedjrgpn_9b">
         <w:r>
           <w:rPr>
             <w:color w:val="EA2E00"/>
@@ -2651,7 +2651,7 @@
       </w:r>
     </w:p>
     <w:p>
-      <w:hyperlink w:history="1" r:id="rIdsh9lraruuqfhrb8se6r1i">
+      <w:hyperlink w:history="1" r:id="rIdojrkscbavtt3bauvwcug1">
         <w:r>
           <w:rPr>
             <w:rStyle w:val="Hyperlink"/>
@@ -2672,7 +2672,7 @@
         </w:rPr>
         <w:t xml:space="preserve">Via </w:t>
       </w:r>
-      <w:hyperlink w:history="1" r:id="rIdyyjuyqrdqyd5aaqt8bn65">
+      <w:hyperlink w:history="1" r:id="rIdcwtwbzsnneofhyxwirvjp">
         <w:r>
           <w:rPr>
             <w:color w:val="EA2E00"/>
@@ -2690,7 +2690,7 @@
         </w:rPr>
         <w:t xml:space="preserve">, </w:t>
       </w:r>
-      <w:hyperlink w:history="1" r:id="rId1sz5lmvqxlo6sfifvedqs">
+      <w:hyperlink w:history="1" r:id="rIdk3atm46002zmtxs3lxidp">
         <w:r>
           <w:rPr>
             <w:color w:val="EA2E00"/>
@@ -2708,7 +2708,7 @@
         </w:rPr>
         <w:t xml:space="preserve">, </w:t>
       </w:r>
-      <w:hyperlink w:history="1" r:id="rIde8hrjpe9hgr7oijmplzlq">
+      <w:hyperlink w:history="1" r:id="rIdxeqrr_od_pgztkls4gkzc">
         <w:r>
           <w:rPr>
             <w:color w:val="EA2E00"/>
@@ -2726,7 +2726,7 @@
         </w:rPr>
         <w:t xml:space="preserve">, </w:t>
       </w:r>
-      <w:hyperlink w:history="1" r:id="rIdi_vctm5gxz4tccgx3s6ga">
+      <w:hyperlink w:history="1" r:id="rIdlubjpgzwvvkzethjvpuza">
         <w:r>
           <w:rPr>
             <w:color w:val="EA2E00"/>
@@ -2744,7 +2744,7 @@
         </w:rPr>
         <w:t xml:space="preserve">, </w:t>
       </w:r>
-      <w:hyperlink w:history="1" r:id="rIdbkvij5vt8pqjoqpebm3w3">
+      <w:hyperlink w:history="1" r:id="rIdop7a8ygllfwtuz7cbp_n8">
         <w:r>
           <w:rPr>
             <w:color w:val="EA2E00"/>
@@ -2795,7 +2795,7 @@
         </w:rPr>
         <w:t xml:space="preserve">Via </w:t>
       </w:r>
-      <w:hyperlink w:history="1" r:id="rIdfkxm8ivp4palzpbxziwdi">
+      <w:hyperlink w:history="1" r:id="rIdmeaem8xtdoaj75qbpj59l">
         <w:r>
           <w:rPr>
             <w:color w:val="EA2E00"/>
@@ -2813,7 +2813,7 @@
         </w:rPr>
         <w:t xml:space="preserve">, </w:t>
       </w:r>
-      <w:hyperlink w:history="1" r:id="rId9iya4fle7qtw2rjzguurf">
+      <w:hyperlink w:history="1" r:id="rId6ea-hydtm0wyxuzn-amcb">
         <w:r>
           <w:rPr>
             <w:color w:val="EA2E00"/>
@@ -2831,7 +2831,7 @@
         </w:rPr>
         <w:t xml:space="preserve">, </w:t>
       </w:r>
-      <w:hyperlink w:history="1" r:id="rIderovihvdhg-xgdkjq0xmm">
+      <w:hyperlink w:history="1" r:id="rId01tndzpolgiyewff0dns9">
         <w:r>
           <w:rPr>
             <w:color w:val="EA2E00"/>
@@ -2849,7 +2849,7 @@
         </w:rPr>
         <w:t xml:space="preserve">, </w:t>
       </w:r>
-      <w:hyperlink w:history="1" r:id="rIdc12ndhjt_ysnlu6wmmxut">
+      <w:hyperlink w:history="1" r:id="rIdez01edcjzo_q5cpzjfai-">
         <w:r>
           <w:rPr>
             <w:color w:val="EA2E00"/>
@@ -2892,7 +2892,7 @@
         </w:rPr>
         <w:t xml:space="preserve">Via </w:t>
       </w:r>
-      <w:hyperlink w:history="1" r:id="rIdv3fcefds0yo_ql6j4t-de">
+      <w:hyperlink w:history="1" r:id="rIdi4aox3i9jjggrqasd3vru">
         <w:r>
           <w:rPr>
             <w:color w:val="EA2E00"/>
@@ -2935,7 +2935,7 @@
         </w:rPr>
         <w:t xml:space="preserve">Via </w:t>
       </w:r>
-      <w:hyperlink w:history="1" r:id="rIdnpegwmrl75lcfpa-prvbk">
+      <w:hyperlink w:history="1" r:id="rIdgmaxzxiube0eqx9t6unqg">
         <w:r>
           <w:rPr>
             <w:color w:val="EA2E00"/>
@@ -2978,7 +2978,7 @@
         </w:rPr>
         <w:t xml:space="preserve">Via </w:t>
       </w:r>
-      <w:hyperlink w:history="1" r:id="rIdrhc8ftvzocrpicbunduzc">
+      <w:hyperlink w:history="1" r:id="rIdgftshwwdjemaimad4pcok">
         <w:r>
           <w:rPr>
             <w:color w:val="EA2E00"/>
@@ -2996,7 +2996,7 @@
         </w:rPr>
         <w:t xml:space="preserve">, </w:t>
       </w:r>
-      <w:hyperlink w:history="1" r:id="rId27g42vem05mtdwhb9nlw4">
+      <w:hyperlink w:history="1" r:id="rId-apmwgxqzapzw7yolbbmu">
         <w:r>
           <w:rPr>
             <w:color w:val="EA2E00"/>
@@ -3014,7 +3014,7 @@
         </w:rPr>
         <w:t xml:space="preserve">, </w:t>
       </w:r>
-      <w:hyperlink w:history="1" r:id="rIdcrepxqcuf_69agexaa7ox">
+      <w:hyperlink w:history="1" r:id="rIdtzp6k7uy6bazjzza5rmtz">
         <w:r>
           <w:rPr>
             <w:color w:val="EA2E00"/>
@@ -3057,7 +3057,7 @@
         </w:rPr>
         <w:t xml:space="preserve">Via </w:t>
       </w:r>
-      <w:hyperlink w:history="1" r:id="rId08u_ktxv50_m183u_wgt8">
+      <w:hyperlink w:history="1" r:id="rIdv_u3q9sejbzfbkqw-uq3k">
         <w:r>
           <w:rPr>
             <w:color w:val="EA2E00"/>
@@ -3075,7 +3075,7 @@
         </w:rPr>
         <w:t xml:space="preserve">, </w:t>
       </w:r>
-      <w:hyperlink w:history="1" r:id="rId-rh9ku94mejv1rqiuxweq">
+      <w:hyperlink w:history="1" r:id="rId77tuoc6n-vazshhbddlal">
         <w:r>
           <w:rPr>
             <w:color w:val="EA2E00"/>
@@ -3118,7 +3118,7 @@
         </w:rPr>
         <w:t xml:space="preserve">Via </w:t>
       </w:r>
-      <w:hyperlink w:history="1" r:id="rIdj47lc8j72rvqy0juffzsb">
+      <w:hyperlink w:history="1" r:id="rIdew3jpqg2b1how6hjuavdv">
         <w:r>
           <w:rPr>
             <w:color w:val="EA2E00"/>
@@ -3200,7 +3200,7 @@
             </w:r>
           </w:p>
           <w:p>
-            <w:hyperlink w:history="1" r:id="rIdlhxpvrpu9osha8wxstopy">
+            <w:hyperlink w:history="1" r:id="rIdd7sapgklrjkst0rxhjnsm">
               <w:r>
                 <w:rPr>
                   <w:rStyle w:val="Hyperlink"/>
@@ -6841,7 +6841,7 @@
         </w:rPr>
         <w:t xml:space="preserve">Via </w:t>
       </w:r>
-      <w:hyperlink w:history="1" r:id="rIdwxvdkfep_xegmakzbbvax">
+      <w:hyperlink w:history="1" r:id="rId9f7td86fzlxc8_nb_4fx5">
         <w:r>
           <w:rPr>
             <w:color w:val="EA2E00"/>
@@ -6859,7 +6859,7 @@
         </w:rPr>
         <w:t xml:space="preserve">, </w:t>
       </w:r>
-      <w:hyperlink w:history="1" r:id="rIdfnv0dchephxknlqcrq81p">
+      <w:hyperlink w:history="1" r:id="rId6zmklafo11bq_2axtbkas">
         <w:r>
           <w:rPr>
             <w:color w:val="EA2E00"/>
@@ -6877,7 +6877,7 @@
         </w:rPr>
         <w:t xml:space="preserve">, </w:t>
       </w:r>
-      <w:hyperlink w:history="1" r:id="rId39o-m2xvgkwxats2olwlx">
+      <w:hyperlink w:history="1" r:id="rId8titiro56_dcubb8uxzrp">
         <w:r>
           <w:rPr>
             <w:color w:val="EA2E00"/>
@@ -6895,7 +6895,7 @@
         </w:rPr>
         <w:t xml:space="preserve">, </w:t>
       </w:r>
-      <w:hyperlink w:history="1" r:id="rIdaqwxidorn7kipfteb7z2b">
+      <w:hyperlink w:history="1" r:id="rIdlsgi_s7n50bbdgvmfde3m">
         <w:r>
           <w:rPr>
             <w:color w:val="EA2E00"/>
@@ -6913,7 +6913,7 @@
         </w:rPr>
         <w:t xml:space="preserve">, </w:t>
       </w:r>
-      <w:hyperlink w:history="1" r:id="rIdebnekbfbxaokjn0dnrscz">
+      <w:hyperlink w:history="1" r:id="rIdbjek0zlmoq51unuub88-i">
         <w:r>
           <w:rPr>
             <w:color w:val="EA2E00"/>
@@ -6931,7 +6931,7 @@
         </w:rPr>
         <w:t xml:space="preserve">, </w:t>
       </w:r>
-      <w:hyperlink w:history="1" r:id="rIdwmspr_lifdceibfbhdz-c">
+      <w:hyperlink w:history="1" r:id="rIdydkn0tmymtawm_8p4x9x0">
         <w:r>
           <w:rPr>
             <w:color w:val="EA2E00"/>
@@ -7002,7 +7002,7 @@
         </w:rPr>
         <w:t xml:space="preserve">Via </w:t>
       </w:r>
-      <w:hyperlink w:history="1" r:id="rIddtztvijgp7rcjz_vbehva">
+      <w:hyperlink w:history="1" r:id="rIdzgn8hp_b0rmfn3irp4uoi">
         <w:r>
           <w:rPr>
             <w:color w:val="EA2E00"/>
@@ -7020,7 +7020,7 @@
         </w:rPr>
         <w:t xml:space="preserve">, </w:t>
       </w:r>
-      <w:hyperlink w:history="1" r:id="rIdzznd_wljzwbskbj9h1mzj">
+      <w:hyperlink w:history="1" r:id="rIdgmnyqs0issfefevdj6ouf">
         <w:r>
           <w:rPr>
             <w:color w:val="EA2E00"/>
@@ -7038,7 +7038,7 @@
         </w:rPr>
         <w:t xml:space="preserve">, </w:t>
       </w:r>
-      <w:hyperlink w:history="1" r:id="rId3hjelk-w5n_h-_avprozn">
+      <w:hyperlink w:history="1" r:id="rId_0pvwg0utmx9gsi3ikn14">
         <w:r>
           <w:rPr>
             <w:color w:val="EA2E00"/>
@@ -7056,7 +7056,7 @@
         </w:rPr>
         <w:t xml:space="preserve">, </w:t>
       </w:r>
-      <w:hyperlink w:history="1" r:id="rIdpz7uighpgcipn7fan7j-r">
+      <w:hyperlink w:history="1" r:id="rIdqicuuamrlttywffug5jsu">
         <w:r>
           <w:rPr>
             <w:color w:val="EA2E00"/>
@@ -7127,7 +7127,7 @@
         </w:rPr>
         <w:t xml:space="preserve">Via </w:t>
       </w:r>
-      <w:hyperlink w:history="1" r:id="rId_brsylcc8gumj_4erctdi">
+      <w:hyperlink w:history="1" r:id="rIdwrsfs1hf-3fuficxy9sqv">
         <w:r>
           <w:rPr>
             <w:color w:val="EA2E00"/>
@@ -7198,7 +7198,7 @@
         </w:rPr>
         <w:t xml:space="preserve">Via </w:t>
       </w:r>
-      <w:hyperlink w:history="1" r:id="rIdjpwuq5tbkw8deqrhgjipw">
+      <w:hyperlink w:history="1" r:id="rIdzu1g8cqadx-lfgdqa9rb1">
         <w:r>
           <w:rPr>
             <w:color w:val="EA2E00"/>
@@ -7269,7 +7269,7 @@
         </w:rPr>
         <w:t xml:space="preserve">Via </w:t>
       </w:r>
-      <w:hyperlink w:history="1" r:id="rIdmzyipk2tt-e842fjhmcr7">
+      <w:hyperlink w:history="1" r:id="rIdizlz_c8frcz12cbacrsbx">
         <w:r>
           <w:rPr>
             <w:color w:val="EA2E00"/>
@@ -7287,7 +7287,7 @@
         </w:rPr>
         <w:t xml:space="preserve">, </w:t>
       </w:r>
-      <w:hyperlink w:history="1" r:id="rIdsnqjecs2pec_8_iqrjg-h">
+      <w:hyperlink w:history="1" r:id="rIdcoekyxu_65qfp-ln89-3j">
         <w:r>
           <w:rPr>
             <w:color w:val="EA2E00"/>
@@ -7305,7 +7305,7 @@
         </w:rPr>
         <w:t xml:space="preserve">, </w:t>
       </w:r>
-      <w:hyperlink w:history="1" r:id="rIdnlmnjzhg6lb1bfw74-jud">
+      <w:hyperlink w:history="1" r:id="rId2zhxbz0etg1nzwgce2qzi">
         <w:r>
           <w:rPr>
             <w:color w:val="EA2E00"/>
@@ -7323,7 +7323,7 @@
         </w:rPr>
         <w:t xml:space="preserve">, </w:t>
       </w:r>
-      <w:hyperlink w:history="1" r:id="rIdnndwn34enkcdbqpvlwhdt">
+      <w:hyperlink w:history="1" r:id="rIdzuhl844r2h2xcfk8vcwxy">
         <w:r>
           <w:rPr>
             <w:color w:val="EA2E00"/>
@@ -7394,7 +7394,7 @@
         </w:rPr>
         <w:t xml:space="preserve">Via </w:t>
       </w:r>
-      <w:hyperlink w:history="1" r:id="rId2s8vwxv-ny00cibj44nbs">
+      <w:hyperlink w:history="1" r:id="rIdt1ttmguh33jfwboroezmt">
         <w:r>
           <w:rPr>
             <w:color w:val="EA2E00"/>
@@ -7412,7 +7412,7 @@
         </w:rPr>
         <w:t xml:space="preserve">, </w:t>
       </w:r>
-      <w:hyperlink w:history="1" r:id="rId0jfzhlgeqkxxugvuz0l_8">
+      <w:hyperlink w:history="1" r:id="rIdmmiq_gmahusft-9bbytmf">
         <w:r>
           <w:rPr>
             <w:color w:val="EA2E00"/>
@@ -7430,7 +7430,7 @@
         </w:rPr>
         <w:t xml:space="preserve">, </w:t>
       </w:r>
-      <w:hyperlink w:history="1" r:id="rIdu0zwcc8yl9ry--_mqrq78">
+      <w:hyperlink w:history="1" r:id="rIdwwy3zmku08xmvjelo1lr7">
         <w:r>
           <w:rPr>
             <w:color w:val="EA2E00"/>
@@ -7494,7 +7494,7 @@
             </w:r>
           </w:p>
           <w:p>
-            <w:hyperlink w:history="1" r:id="rIdoqp2mj3s74f8rlpi4zt52">
+            <w:hyperlink w:history="1" r:id="rIdoimcvhlq3lavsvsnx8kdy">
               <w:r>
                 <w:rPr>
                   <w:rStyle w:val="Hyperlink"/>
@@ -7546,7 +7546,7 @@
         </w:rPr>
         <w:t xml:space="preserve">Via </w:t>
       </w:r>
-      <w:hyperlink w:history="1" r:id="rIdfp1c9-bxoljelpgwmx4hj">
+      <w:hyperlink w:history="1" r:id="rId9fbny0vkkrlgejr8ed0ve">
         <w:r>
           <w:rPr>
             <w:color w:val="EA2E00"/>
@@ -7564,7 +7564,7 @@
         </w:rPr>
         <w:t xml:space="preserve">, </w:t>
       </w:r>
-      <w:hyperlink w:history="1" r:id="rIdhh044hbrtrfrkeccitj_s">
+      <w:hyperlink w:history="1" r:id="rIdagx_zpx-yak9zgqusteoq">
         <w:r>
           <w:rPr>
             <w:color w:val="EA2E00"/>
@@ -7582,7 +7582,7 @@
         </w:rPr>
         <w:t xml:space="preserve">, </w:t>
       </w:r>
-      <w:hyperlink w:history="1" r:id="rIdy27btwpju8fx-iis4sk2j">
+      <w:hyperlink w:history="1" r:id="rIdxgqktypuyy1wa0zqfm42s">
         <w:r>
           <w:rPr>
             <w:color w:val="EA2E00"/>
@@ -7600,7 +7600,7 @@
         </w:rPr>
         <w:t xml:space="preserve">, </w:t>
       </w:r>
-      <w:hyperlink w:history="1" r:id="rId0joih25xnb0bmzxavzx62">
+      <w:hyperlink w:history="1" r:id="rIdizh4w_iv4rits7crlufgu">
         <w:r>
           <w:rPr>
             <w:color w:val="EA2E00"/>
@@ -7618,7 +7618,7 @@
         </w:rPr>
         <w:t xml:space="preserve">, </w:t>
       </w:r>
-      <w:hyperlink w:history="1" r:id="rIdydri49cthy84dudfkoccw">
+      <w:hyperlink w:history="1" r:id="rId3mykmu19xe94ufp7lldeg">
         <w:r>
           <w:rPr>
             <w:color w:val="EA2E00"/>
@@ -7661,7 +7661,7 @@
         </w:rPr>
         <w:t xml:space="preserve">Via </w:t>
       </w:r>
-      <w:hyperlink w:history="1" r:id="rId82e4xdyr0htpt2a7u2gnm">
+      <w:hyperlink w:history="1" r:id="rIdhkozfrj9q0gztrwb_utqa">
         <w:r>
           <w:rPr>
             <w:color w:val="EA2E00"/>
@@ -7679,7 +7679,7 @@
         </w:rPr>
         <w:t xml:space="preserve">, </w:t>
       </w:r>
-      <w:hyperlink w:history="1" r:id="rIdurbxnwek6mst4u09ln0ab">
+      <w:hyperlink w:history="1" r:id="rIdzrxd9ghj_38uni0jfwcdu">
         <w:r>
           <w:rPr>
             <w:color w:val="EA2E00"/>
@@ -7722,7 +7722,7 @@
         </w:rPr>
         <w:t xml:space="preserve">Via </w:t>
       </w:r>
-      <w:hyperlink w:history="1" r:id="rIdwswhvuhwfb0pcvzzhanwd">
+      <w:hyperlink w:history="1" r:id="rIdhawyl_jcecgcfljycqth4">
         <w:r>
           <w:rPr>
             <w:color w:val="EA2E00"/>
@@ -7740,7 +7740,7 @@
         </w:rPr>
         <w:t xml:space="preserve">, </w:t>
       </w:r>
-      <w:hyperlink w:history="1" r:id="rIdnkmwq9q7ozkjf5ne3phs8">
+      <w:hyperlink w:history="1" r:id="rIdjwfvif6yu7_i6wpnzuaie">
         <w:r>
           <w:rPr>
             <w:color w:val="EA2E00"/>
@@ -7758,7 +7758,7 @@
         </w:rPr>
         <w:t xml:space="preserve">, </w:t>
       </w:r>
-      <w:hyperlink w:history="1" r:id="rIdfetl8ubztxz95vshm2l6i">
+      <w:hyperlink w:history="1" r:id="rId6leayp0tetduhzsfy8byo">
         <w:r>
           <w:rPr>
             <w:color w:val="EA2E00"/>
@@ -7776,7 +7776,7 @@
         </w:rPr>
         <w:t xml:space="preserve">, </w:t>
       </w:r>
-      <w:hyperlink w:history="1" r:id="rIdnkw09dyym7txjcc3phojp">
+      <w:hyperlink w:history="1" r:id="rId9n6usxqon51dcynwybfxe">
         <w:r>
           <w:rPr>
             <w:color w:val="EA2E00"/>
@@ -7819,7 +7819,7 @@
         </w:rPr>
         <w:t xml:space="preserve">Via </w:t>
       </w:r>
-      <w:hyperlink w:history="1" r:id="rIdv1poim53mph_ar9mjoiu4">
+      <w:hyperlink w:history="1" r:id="rId9xihwc5chq4dhmja2yb_u">
         <w:r>
           <w:rPr>
             <w:color w:val="EA2E00"/>
@@ -7837,7 +7837,7 @@
         </w:rPr>
         <w:t xml:space="preserve">, </w:t>
       </w:r>
-      <w:hyperlink w:history="1" r:id="rIdzxboff-5xciuhk2iz9ufm">
+      <w:hyperlink w:history="1" r:id="rIdeubmlzltnjy44lptfhgxp">
         <w:r>
           <w:rPr>
             <w:color w:val="EA2E00"/>
@@ -7855,7 +7855,7 @@
         </w:rPr>
         <w:t xml:space="preserve">, </w:t>
       </w:r>
-      <w:hyperlink w:history="1" r:id="rIdim1etohs6tuzwyep_ksaa">
+      <w:hyperlink w:history="1" r:id="rIdoiozo7ba-pp3rm6iwoiqi">
         <w:r>
           <w:rPr>
             <w:color w:val="EA2E00"/>
@@ -7873,7 +7873,7 @@
         </w:rPr>
         <w:t xml:space="preserve">, </w:t>
       </w:r>
-      <w:hyperlink w:history="1" r:id="rIdcf0ldcegzihxhfageqsc-">
+      <w:hyperlink w:history="1" r:id="rId7raozjbyagt77rdlgf8qu">
         <w:r>
           <w:rPr>
             <w:color w:val="EA2E00"/>
@@ -7916,7 +7916,7 @@
         </w:rPr>
         <w:t xml:space="preserve">Via </w:t>
       </w:r>
-      <w:hyperlink w:history="1" r:id="rIduvzioe_ch2njst5urgyca">
+      <w:hyperlink w:history="1" r:id="rIdfumh1u-mmpywxg0eh8-dm">
         <w:r>
           <w:rPr>
             <w:color w:val="EA2E00"/>
@@ -7934,7 +7934,7 @@
         </w:rPr>
         <w:t xml:space="preserve">, </w:t>
       </w:r>
-      <w:hyperlink w:history="1" r:id="rId7svprk6zcj1a17vchkcqh">
+      <w:hyperlink w:history="1" r:id="rIddwxzwialx0svedeelwdoy">
         <w:r>
           <w:rPr>
             <w:color w:val="EA2E00"/>
@@ -7977,7 +7977,7 @@
         </w:rPr>
         <w:t xml:space="preserve">Via </w:t>
       </w:r>
-      <w:hyperlink w:history="1" r:id="rIdd4atd8wmke9bedzzy9tsn">
+      <w:hyperlink w:history="1" r:id="rId4mlacxf_cposxkjqfxn1g">
         <w:r>
           <w:rPr>
             <w:color w:val="EA2E00"/>
@@ -8020,7 +8020,7 @@
         </w:rPr>
         <w:t xml:space="preserve">Via </w:t>
       </w:r>
-      <w:hyperlink w:history="1" r:id="rId6kkgpg2_nyf7nz9yviwsu">
+      <w:hyperlink w:history="1" r:id="rIdi6jmwv9hn3j7fig9ewtms">
         <w:r>
           <w:rPr>
             <w:color w:val="EA2E00"/>
@@ -8038,7 +8038,7 @@
         </w:rPr>
         <w:t xml:space="preserve">, </w:t>
       </w:r>
-      <w:hyperlink w:history="1" r:id="rId4jqc9g8jh-lnnz_ewdjth">
+      <w:hyperlink w:history="1" r:id="rIdo5gmxlf8nyiyr-m7meaki">
         <w:r>
           <w:rPr>
             <w:color w:val="EA2E00"/>
@@ -8159,7 +8159,7 @@
         </w:rPr>
         <w:t xml:space="preserve">Via </w:t>
       </w:r>
-      <w:hyperlink w:history="1" r:id="rIdqeblguieaydolfremthhp">
+      <w:hyperlink w:history="1" r:id="rId6dwogs9g0butzma3cff5c">
         <w:r>
           <w:rPr>
             <w:color w:val="EA2E00"/>
@@ -8177,7 +8177,7 @@
         </w:rPr>
         <w:t xml:space="preserve">, </w:t>
       </w:r>
-      <w:hyperlink w:history="1" r:id="rId5oxs1nh1k00vgjyv24_sc">
+      <w:hyperlink w:history="1" r:id="rId8isont_r4n9p0mkv-dqfw">
         <w:r>
           <w:rPr>
             <w:color w:val="EA2E00"/>
@@ -8195,7 +8195,7 @@
         </w:rPr>
         <w:t xml:space="preserve">, </w:t>
       </w:r>
-      <w:hyperlink w:history="1" r:id="rIdvfq83qvdydo4p8evwvup6">
+      <w:hyperlink w:history="1" r:id="rIdzfsv2lqtttpk1tihntthj">
         <w:r>
           <w:rPr>
             <w:color w:val="EA2E00"/>
@@ -8213,7 +8213,7 @@
         </w:rPr>
         <w:t xml:space="preserve">, </w:t>
       </w:r>
-      <w:hyperlink w:history="1" r:id="rIdb-2zhkm_apbxwefrsnubx">
+      <w:hyperlink w:history="1" r:id="rIdnak-gwygsxxneishiik_9">
         <w:r>
           <w:rPr>
             <w:color w:val="EA2E00"/>
@@ -8231,7 +8231,7 @@
         </w:rPr>
         <w:t xml:space="preserve">, </w:t>
       </w:r>
-      <w:hyperlink w:history="1" r:id="rIduuadg_8oftia6qpktqg4g">
+      <w:hyperlink w:history="1" r:id="rId6f0wv6z8t7j2iqm4ltpnk">
         <w:r>
           <w:rPr>
             <w:color w:val="EA2E00"/>
@@ -8249,7 +8249,7 @@
         </w:rPr>
         <w:t xml:space="preserve">, </w:t>
       </w:r>
-      <w:hyperlink w:history="1" r:id="rIdgcbptsf1rs00iashu8xma">
+      <w:hyperlink w:history="1" r:id="rIdyhtwewppd2e8dqvdxrew4">
         <w:r>
           <w:rPr>
             <w:color w:val="EA2E00"/>
@@ -8333,7 +8333,7 @@
         </w:rPr>
         <w:t xml:space="preserve">Via </w:t>
       </w:r>
-      <w:hyperlink w:history="1" r:id="rIdnkrwygbzc9zrhrgenfl9t">
+      <w:hyperlink w:history="1" r:id="rId6ac9g-wsycnhhb0r1abgl">
         <w:r>
           <w:rPr>
             <w:color w:val="EA2E00"/>
@@ -8417,7 +8417,7 @@
         </w:rPr>
         <w:t xml:space="preserve">Via </w:t>
       </w:r>
-      <w:hyperlink w:history="1" r:id="rId2_0ydbplwd9of2nn-jqu5">
+      <w:hyperlink w:history="1" r:id="rIdseimklrlljc1kswpxdlk4">
         <w:r>
           <w:rPr>
             <w:color w:val="EA2E00"/>
@@ -8501,7 +8501,7 @@
         </w:rPr>
         <w:t xml:space="preserve">Via </w:t>
       </w:r>
-      <w:hyperlink w:history="1" r:id="rIdlr__eh9xev4tfv0gr1bzd">
+      <w:hyperlink w:history="1" r:id="rIdftplwvjonha79vmxixa88">
         <w:r>
           <w:rPr>
             <w:color w:val="EA2E00"/>
@@ -8519,7 +8519,7 @@
         </w:rPr>
         <w:t xml:space="preserve">, </w:t>
       </w:r>
-      <w:hyperlink w:history="1" r:id="rIdrpfhaswxms7-ye9g_usdm">
+      <w:hyperlink w:history="1" r:id="rId4u8krtwu3r99bxxcacdvg">
         <w:r>
           <w:rPr>
             <w:color w:val="EA2E00"/>
@@ -8537,7 +8537,7 @@
         </w:rPr>
         <w:t xml:space="preserve">, </w:t>
       </w:r>
-      <w:hyperlink w:history="1" r:id="rIdrvmhs6-pp6zowrewag27g">
+      <w:hyperlink w:history="1" r:id="rIdnjn0ieyshhrfb6f5hpwce">
         <w:r>
           <w:rPr>
             <w:color w:val="EA2E00"/>
@@ -8555,7 +8555,7 @@
         </w:rPr>
         <w:t xml:space="preserve">, </w:t>
       </w:r>
-      <w:hyperlink w:history="1" r:id="rIdzurwgithl_yzvpn5t-x6g">
+      <w:hyperlink w:history="1" r:id="rIdv_n2h8h3po5xxu_nm7aq7">
         <w:r>
           <w:rPr>
             <w:color w:val="EA2E00"/>
@@ -8639,7 +8639,7 @@
         </w:rPr>
         <w:t xml:space="preserve">Via </w:t>
       </w:r>
-      <w:hyperlink w:history="1" r:id="rIdpkhy-akjm6iezajy6vii6">
+      <w:hyperlink w:history="1" r:id="rIdvnrrxfupkezeqwwuvs3rk">
         <w:r>
           <w:rPr>
             <w:color w:val="EA2E00"/>
@@ -8657,7 +8657,7 @@
         </w:rPr>
         <w:t xml:space="preserve">, </w:t>
       </w:r>
-      <w:hyperlink w:history="1" r:id="rIdrg07saugqflh5ss71det9">
+      <w:hyperlink w:history="1" r:id="rIdlfjc9hvgdctvwkpg5gk-y">
         <w:r>
           <w:rPr>
             <w:color w:val="EA2E00"/>
@@ -8675,7 +8675,7 @@
         </w:rPr>
         <w:t xml:space="preserve">, </w:t>
       </w:r>
-      <w:hyperlink w:history="1" r:id="rIdubi0oxq7sodfnrmeotuod">
+      <w:hyperlink w:history="1" r:id="rIdluedyjjyh-dvblgted9a0">
         <w:r>
           <w:rPr>
             <w:color w:val="EA2E00"/>
@@ -8759,7 +8759,7 @@
         </w:rPr>
         <w:t xml:space="preserve">Via </w:t>
       </w:r>
-      <w:hyperlink w:history="1" r:id="rIdc4n7i4mdgecyslq4aii2_">
+      <w:hyperlink w:history="1" r:id="rIdxocs8rstuc_m0k_xkm5s1">
         <w:r>
           <w:rPr>
             <w:color w:val="EA2E00"/>
@@ -8777,7 +8777,7 @@
         </w:rPr>
         <w:t xml:space="preserve">, </w:t>
       </w:r>
-      <w:hyperlink w:history="1" r:id="rIdhvxixjr0fgpv29eigqhmt">
+      <w:hyperlink w:history="1" r:id="rIdzuyakgyt45jry2omaxpvk">
         <w:r>
           <w:rPr>
             <w:color w:val="EA2E00"/>
@@ -8861,7 +8861,7 @@
         </w:rPr>
         <w:t xml:space="preserve">Via </w:t>
       </w:r>
-      <w:hyperlink w:history="1" r:id="rIdu9n6wqgtmb4moukxoa1g1">
+      <w:hyperlink w:history="1" r:id="rIdp8-9ej6zaznyjguvgka5e">
         <w:r>
           <w:rPr>
             <w:color w:val="EA2E00"/>
@@ -8879,7 +8879,7 @@
         </w:rPr>
         <w:t xml:space="preserve">, </w:t>
       </w:r>
-      <w:hyperlink w:history="1" r:id="rId8ynppdvpadsqh_q0mb0ho">
+      <w:hyperlink w:history="1" r:id="rId2bbpvrsck2n7gb276iyol">
         <w:r>
           <w:rPr>
             <w:color w:val="EA2E00"/>
@@ -8897,7 +8897,7 @@
         </w:rPr>
         <w:t xml:space="preserve">, </w:t>
       </w:r>
-      <w:hyperlink w:history="1" r:id="rIdyl83-od8zlexj_q37vq9b">
+      <w:hyperlink w:history="1" r:id="rIdszxgkizzs7qizj_3c38a9">
         <w:r>
           <w:rPr>
             <w:color w:val="EA2E00"/>
@@ -8981,7 +8981,7 @@
         </w:rPr>
         <w:t xml:space="preserve">Via </w:t>
       </w:r>
-      <w:hyperlink w:history="1" r:id="rIdgqus50uvbrtrwmy0vckbm">
+      <w:hyperlink w:history="1" r:id="rIdow8wttigi-3g7lzqnu7rr">
         <w:r>
           <w:rPr>
             <w:color w:val="EA2E00"/>
@@ -8999,7 +8999,7 @@
         </w:rPr>
         <w:t xml:space="preserve">, </w:t>
       </w:r>
-      <w:hyperlink w:history="1" r:id="rIdhq4urhql9emvwjs-wiukp">
+      <w:hyperlink w:history="1" r:id="rIdo9amremikjclwquu_ftw9">
         <w:r>
           <w:rPr>
             <w:color w:val="EA2E00"/>
@@ -9017,7 +9017,7 @@
         </w:rPr>
         <w:t xml:space="preserve">, </w:t>
       </w:r>
-      <w:hyperlink w:history="1" r:id="rIdtuhq0vch7fkdau-wqtruc">
+      <w:hyperlink w:history="1" r:id="rIdtwcpegcdxr8g5dbg7i_qo">
         <w:r>
           <w:rPr>
             <w:color w:val="EA2E00"/>
@@ -9101,7 +9101,7 @@
         </w:rPr>
         <w:t xml:space="preserve">Via </w:t>
       </w:r>
-      <w:hyperlink w:history="1" r:id="rIdqxcuy2q1vuzdhf9swcrjt">
+      <w:hyperlink w:history="1" r:id="rIdmkxkkpgbrde3gldmpjns7">
         <w:r>
           <w:rPr>
             <w:color w:val="EA2E00"/>
@@ -9119,7 +9119,7 @@
         </w:rPr>
         <w:t xml:space="preserve">, </w:t>
       </w:r>
-      <w:hyperlink w:history="1" r:id="rIdm6kapa2o60kue0fpkziou">
+      <w:hyperlink w:history="1" r:id="rIdw0pntfr9cmskm-07f9qgf">
         <w:r>
           <w:rPr>
             <w:color w:val="EA2E00"/>
@@ -9137,7 +9137,7 @@
         </w:rPr>
         <w:t xml:space="preserve">, </w:t>
       </w:r>
-      <w:hyperlink w:history="1" r:id="rId4fwyzulgsywhxpusxmekb">
+      <w:hyperlink w:history="1" r:id="rIdy-3f8fxvlikq3fiyboyte">
         <w:r>
           <w:rPr>
             <w:color w:val="EA2E00"/>
@@ -9420,7 +9420,7 @@
             </w:tcMar>
           </w:tcPr>
           <w:p>
-            <w:hyperlink w:history="1" r:id="rId4xlh-tcqs8wjwgn4it6jd">
+            <w:hyperlink w:history="1" r:id="rIdjxucb3qail5bispvdyghn">
               <w:r>
                 <w:rPr>
                   <w:rStyle w:val="Hyperlink"/>
@@ -9539,7 +9539,7 @@
             </w:tcMar>
           </w:tcPr>
           <w:p>
-            <w:hyperlink w:history="1" r:id="rIda6nx6hkxq1xil_prguyfs">
+            <w:hyperlink w:history="1" r:id="rIdezemko1ercbloxvgoyrzk">
               <w:r>
                 <w:rPr>
                   <w:rStyle w:val="Hyperlink"/>
@@ -9658,7 +9658,7 @@
             </w:tcMar>
           </w:tcPr>
           <w:p>
-            <w:hyperlink w:history="1" r:id="rIddarm_lijaxndxqupaf5rt">
+            <w:hyperlink w:history="1" r:id="rIdyhsjub7aa7rrceb_t7rp6">
               <w:r>
                 <w:rPr>
                   <w:rStyle w:val="Hyperlink"/>
@@ -9777,7 +9777,7 @@
             </w:tcMar>
           </w:tcPr>
           <w:p>
-            <w:hyperlink w:history="1" r:id="rIdggdeyd0cxs3fme108b-q7">
+            <w:hyperlink w:history="1" r:id="rId3nz-0rljflemtfxbhe-o-">
               <w:r>
                 <w:rPr>
                   <w:rStyle w:val="Hyperlink"/>
@@ -9896,7 +9896,7 @@
             </w:tcMar>
           </w:tcPr>
           <w:p>
-            <w:hyperlink w:history="1" r:id="rIdaiu0tg5hkk5tdwqrpupti">
+            <w:hyperlink w:history="1" r:id="rId29cshqk1sv2zpc-ksmqyp">
               <w:r>
                 <w:rPr>
                   <w:rStyle w:val="Hyperlink"/>
@@ -10015,7 +10015,7 @@
             </w:tcMar>
           </w:tcPr>
           <w:p>
-            <w:hyperlink w:history="1" r:id="rIdicktljdnw9nfrzdw2akth">
+            <w:hyperlink w:history="1" r:id="rIdgiiigvtwpkwgytpyhgc5w">
               <w:r>
                 <w:rPr>
                   <w:rStyle w:val="Hyperlink"/>
@@ -10085,7 +10085,7 @@
             </w:r>
           </w:p>
           <w:p>
-            <w:hyperlink w:history="1" r:id="rIdfdmqanzqwhyclz_wpfyyi">
+            <w:hyperlink w:history="1" r:id="rIdgysrbz9f2efeozrtq7lpu">
               <w:r>
                 <w:rPr>
                   <w:rStyle w:val="Hyperlink"/>
@@ -10176,7 +10176,7 @@
       </w:r>
     </w:p>
     <w:p>
-      <w:hyperlink w:history="1" r:id="rIdqgeyzwbk4fq6n6wlzbf_l">
+      <w:hyperlink w:history="1" r:id="rIdotvtijezpj3lxireynphb">
         <w:r>
           <w:rPr>
             <w:rStyle w:val="Hyperlink"/>
@@ -10197,7 +10197,7 @@
         </w:rPr>
         <w:t xml:space="preserve">Via </w:t>
       </w:r>
-      <w:hyperlink w:history="1" r:id="rIdmcpvrdjccldltftfyj9_k">
+      <w:hyperlink w:history="1" r:id="rIdo4kcqf6gekrhtrrfzwysq">
         <w:r>
           <w:rPr>
             <w:color w:val="EA2E00"/>
@@ -10215,7 +10215,7 @@
         </w:rPr>
         <w:t xml:space="preserve">, </w:t>
       </w:r>
-      <w:hyperlink w:history="1" r:id="rId3b6wwfwecyffiyd_qqpsc">
+      <w:hyperlink w:history="1" r:id="rIdjt8-uw5zssznzgvdosh4_">
         <w:r>
           <w:rPr>
             <w:color w:val="EA2E00"/>
@@ -10276,7 +10276,7 @@
       </w:r>
     </w:p>
     <w:p>
-      <w:hyperlink w:history="1" r:id="rId7aahme-qoyxsdchoxnlhd">
+      <w:hyperlink w:history="1" r:id="rId9uu2dwbjd8ehg3ttieubg">
         <w:r>
           <w:rPr>
             <w:rStyle w:val="Hyperlink"/>
@@ -10297,7 +10297,7 @@
         </w:rPr>
         <w:t xml:space="preserve">Via </w:t>
       </w:r>
-      <w:hyperlink w:history="1" r:id="rId2kvtuy_kbfjson66wmg4-">
+      <w:hyperlink w:history="1" r:id="rIdh3jcgkhkqqnrrb0uo9sl_">
         <w:r>
           <w:rPr>
             <w:color w:val="EA2E00"/>
@@ -10315,7 +10315,7 @@
         </w:rPr>
         <w:t xml:space="preserve">, </w:t>
       </w:r>
-      <w:hyperlink w:history="1" r:id="rIdhscllhim9dse8bsly79gf">
+      <w:hyperlink w:history="1" r:id="rIdv91sg_t0cr5x0_wg4fi7a">
         <w:r>
           <w:rPr>
             <w:color w:val="EA2E00"/>
@@ -10333,7 +10333,7 @@
         </w:rPr>
         <w:t xml:space="preserve">, </w:t>
       </w:r>
-      <w:hyperlink w:history="1" r:id="rIdew2ds-4_zg6u8q9zftjtv">
+      <w:hyperlink w:history="1" r:id="rIdz0vuzargt-zvb1tw3_epk">
         <w:r>
           <w:rPr>
             <w:color w:val="EA2E00"/>
@@ -10351,7 +10351,7 @@
         </w:rPr>
         <w:t xml:space="preserve">, </w:t>
       </w:r>
-      <w:hyperlink w:history="1" r:id="rIdxm79dszgwmsittfo4lmnj">
+      <w:hyperlink w:history="1" r:id="rIdr4wiuuzjzbvrovb-qxqaf">
         <w:r>
           <w:rPr>
             <w:color w:val="EA2E00"/>
@@ -10412,7 +10412,7 @@
       </w:r>
     </w:p>
     <w:p>
-      <w:hyperlink w:history="1" r:id="rIdoixrp0fmiux-jalfqgxzk">
+      <w:hyperlink w:history="1" r:id="rIdo_we_mkjinemkd99bkube">
         <w:r>
           <w:rPr>
             <w:rStyle w:val="Hyperlink"/>
@@ -10433,7 +10433,7 @@
         </w:rPr>
         <w:t xml:space="preserve">Via </w:t>
       </w:r>
-      <w:hyperlink w:history="1" r:id="rIdpia2ezlzv5wokn54nrfk-">
+      <w:hyperlink w:history="1" r:id="rId7ac6mlzdbidjnlvjimpko">
         <w:r>
           <w:rPr>
             <w:color w:val="EA2E00"/>
@@ -10451,7 +10451,7 @@
         </w:rPr>
         <w:t xml:space="preserve">, </w:t>
       </w:r>
-      <w:hyperlink w:history="1" r:id="rIdnj_rthe6gcifu7obkxdjc">
+      <w:hyperlink w:history="1" r:id="rId4iuob4-fz9cy_zyb-ulmf">
         <w:r>
           <w:rPr>
             <w:color w:val="EA2E00"/>
@@ -10469,7 +10469,7 @@
         </w:rPr>
         <w:t xml:space="preserve">, </w:t>
       </w:r>
-      <w:hyperlink w:history="1" r:id="rIdckincg2gkhwx1emg1ebub">
+      <w:hyperlink w:history="1" r:id="rId1wur0ymtuuulsmptii78a">
         <w:r>
           <w:rPr>
             <w:color w:val="EA2E00"/>
@@ -10530,7 +10530,7 @@
       </w:r>
     </w:p>
     <w:p>
-      <w:hyperlink w:history="1" r:id="rIdzailxondbnqjn7aeo75jq">
+      <w:hyperlink w:history="1" r:id="rIdr15nrvnxhvcylqukz6u0w">
         <w:r>
           <w:rPr>
             <w:rStyle w:val="Hyperlink"/>
@@ -10551,7 +10551,7 @@
         </w:rPr>
         <w:t xml:space="preserve">Via </w:t>
       </w:r>
-      <w:hyperlink w:history="1" r:id="rIdajsbygkcu6wkf_9zk8edy">
+      <w:hyperlink w:history="1" r:id="rIda6nawhskfxsreutvgcvl0">
         <w:r>
           <w:rPr>
             <w:color w:val="EA2E00"/>
@@ -10569,7 +10569,7 @@
         </w:rPr>
         <w:t xml:space="preserve">, </w:t>
       </w:r>
-      <w:hyperlink w:history="1" r:id="rId6o57pgsz8nad-tl82jcb0">
+      <w:hyperlink w:history="1" r:id="rIdfhcfm8wa7g960h3idkgf7">
         <w:r>
           <w:rPr>
             <w:color w:val="EA2E00"/>
@@ -10587,7 +10587,7 @@
         </w:rPr>
         <w:t xml:space="preserve">, </w:t>
       </w:r>
-      <w:hyperlink w:history="1" r:id="rIdn-b79se2pw7ukqkv6u967">
+      <w:hyperlink w:history="1" r:id="rIdm2vipfasnm1gy9yfgvmuc">
         <w:r>
           <w:rPr>
             <w:color w:val="EA2E00"/>
@@ -10648,7 +10648,7 @@
       </w:r>
     </w:p>
     <w:p>
-      <w:hyperlink w:history="1" r:id="rIdlwou-qoxhjza4nac_nopc">
+      <w:hyperlink w:history="1" r:id="rId-i0ekzvgpfrajxqqdv5_a">
         <w:r>
           <w:rPr>
             <w:rStyle w:val="Hyperlink"/>
@@ -10669,7 +10669,7 @@
         </w:rPr>
         <w:t xml:space="preserve">Via </w:t>
       </w:r>
-      <w:hyperlink w:history="1" r:id="rIdqpghdh1ks4uj1g7ur9blp">
+      <w:hyperlink w:history="1" r:id="rIdquafxwtmcbngykmb3pe4o">
         <w:r>
           <w:rPr>
             <w:color w:val="EA2E00"/>
@@ -10687,7 +10687,7 @@
         </w:rPr>
         <w:t xml:space="preserve">, </w:t>
       </w:r>
-      <w:hyperlink w:history="1" r:id="rId1mdu3qn7aicdelwmwoxjz">
+      <w:hyperlink w:history="1" r:id="rIdbsk6q8eebwnlf-bp3asle">
         <w:r>
           <w:rPr>
             <w:color w:val="EA2E00"/>
@@ -10705,7 +10705,7 @@
         </w:rPr>
         <w:t xml:space="preserve">, </w:t>
       </w:r>
-      <w:hyperlink w:history="1" r:id="rIdvdgj582y_kmfm8zq9xkvg">
+      <w:hyperlink w:history="1" r:id="rIdybcrjaosyo0bwq-xp2_xr">
         <w:r>
           <w:rPr>
             <w:color w:val="EA2E00"/>
@@ -10723,7 +10723,7 @@
         </w:rPr>
         <w:t xml:space="preserve">, </w:t>
       </w:r>
-      <w:hyperlink w:history="1" r:id="rId6uvj-mb4oixkusccvmlsm">
+      <w:hyperlink w:history="1" r:id="rIdglnnniptlk7xjr0hvpzcq">
         <w:r>
           <w:rPr>
             <w:color w:val="EA2E00"/>
@@ -10784,7 +10784,7 @@
       </w:r>
     </w:p>
     <w:p>
-      <w:hyperlink w:history="1" r:id="rIdjg1udrld5-kl4o55dukby">
+      <w:hyperlink w:history="1" r:id="rId5qqensy9b-j_ukimb3o6n">
         <w:r>
           <w:rPr>
             <w:rStyle w:val="Hyperlink"/>
@@ -10805,7 +10805,7 @@
         </w:rPr>
         <w:t xml:space="preserve">Via </w:t>
       </w:r>
-      <w:hyperlink w:history="1" r:id="rIdix1bt6d9muycfash2jegd">
+      <w:hyperlink w:history="1" r:id="rIdmsts5adw-dmrxnsqvn1j9">
         <w:r>
           <w:rPr>
             <w:color w:val="EA2E00"/>
@@ -10823,7 +10823,7 @@
         </w:rPr>
         <w:t xml:space="preserve">, </w:t>
       </w:r>
-      <w:hyperlink w:history="1" r:id="rIdtm4px5ezaz7ji4zwvitfq">
+      <w:hyperlink w:history="1" r:id="rIdhacmzgzbtdytzqorgpwoo">
         <w:r>
           <w:rPr>
             <w:color w:val="EA2E00"/>
@@ -10841,7 +10841,7 @@
         </w:rPr>
         <w:t xml:space="preserve">, </w:t>
       </w:r>
-      <w:hyperlink w:history="1" r:id="rIdkc7cuow2kdsh8y_ukeonr">
+      <w:hyperlink w:history="1" r:id="rIdpitvromhol1kdyrkjhmna">
         <w:r>
           <w:rPr>
             <w:color w:val="EA2E00"/>
@@ -10859,7 +10859,7 @@
         </w:rPr>
         <w:t xml:space="preserve">, </w:t>
       </w:r>
-      <w:hyperlink w:history="1" r:id="rIdwv4quhjieosaxlkilmc-r">
+      <w:hyperlink w:history="1" r:id="rIdn521hqq7x9u_qjawkmy7j">
         <w:r>
           <w:rPr>
             <w:color w:val="EA2E00"/>
@@ -10920,7 +10920,7 @@
       </w:r>
     </w:p>
     <w:p>
-      <w:hyperlink w:history="1" r:id="rIde6_npl7u2sx273eefvqlu">
+      <w:hyperlink w:history="1" r:id="rIds-muciicq2sxaqsw2npbu">
         <w:r>
           <w:rPr>
             <w:rStyle w:val="Hyperlink"/>
@@ -10941,7 +10941,7 @@
         </w:rPr>
         <w:t xml:space="preserve">Via </w:t>
       </w:r>
-      <w:hyperlink w:history="1" r:id="rIdwa_itvgq6i45-nzrocazk">
+      <w:hyperlink w:history="1" r:id="rId_0zbhcejehj29xbdd8sjq">
         <w:r>
           <w:rPr>
             <w:color w:val="EA2E00"/>
@@ -10959,7 +10959,7 @@
         </w:rPr>
         <w:t xml:space="preserve">, </w:t>
       </w:r>
-      <w:hyperlink w:history="1" r:id="rIdumxaunkf8cwgjtyrk0r8u">
+      <w:hyperlink w:history="1" r:id="rIdxcrbqfdgndqmobhll_o8x">
         <w:r>
           <w:rPr>
             <w:color w:val="EA2E00"/>
@@ -11020,7 +11020,7 @@
       </w:r>
     </w:p>
     <w:p>
-      <w:hyperlink w:history="1" r:id="rIdglaxxwvmdh8d8agsfq1lj">
+      <w:hyperlink w:history="1" r:id="rIdo-s5sy5l_tcvlthm_srbh">
         <w:r>
           <w:rPr>
             <w:rStyle w:val="Hyperlink"/>
@@ -11041,7 +11041,7 @@
         </w:rPr>
         <w:t xml:space="preserve">Via </w:t>
       </w:r>
-      <w:hyperlink w:history="1" r:id="rId07itgzpvnyzodjjxl7vfc">
+      <w:hyperlink w:history="1" r:id="rIdxj7zmzky3zqb2szeq3zw1">
         <w:r>
           <w:rPr>
             <w:color w:val="EA2E00"/>
@@ -11059,7 +11059,7 @@
         </w:rPr>
         <w:t xml:space="preserve">, </w:t>
       </w:r>
-      <w:hyperlink w:history="1" r:id="rIdnk-alaflv3sipxhniag_l">
+      <w:hyperlink w:history="1" r:id="rId3jeetlttdzeagyyyixugi">
         <w:r>
           <w:rPr>
             <w:color w:val="EA2E00"/>
@@ -11077,7 +11077,7 @@
         </w:rPr>
         <w:t xml:space="preserve">, </w:t>
       </w:r>
-      <w:hyperlink w:history="1" r:id="rId1gijwkzzcgkw-1bidt6lk">
+      <w:hyperlink w:history="1" r:id="rIdooc7ntxhwu6uburhxgwpt">
         <w:r>
           <w:rPr>
             <w:color w:val="EA2E00"/>
@@ -11095,7 +11095,7 @@
         </w:rPr>
         <w:t xml:space="preserve">, </w:t>
       </w:r>
-      <w:hyperlink w:history="1" r:id="rIdqk35kx6vibakwzo5zoivx">
+      <w:hyperlink w:history="1" r:id="rId4xzsy7iuyagtkqt3w_rrm">
         <w:r>
           <w:rPr>
             <w:color w:val="EA2E00"/>
@@ -11156,7 +11156,7 @@
       </w:r>
     </w:p>
     <w:p>
-      <w:hyperlink w:history="1" r:id="rIdklynscvwl61hfgptey_1t">
+      <w:hyperlink w:history="1" r:id="rIdgxwndmvmkobtrwyvuaj9x">
         <w:r>
           <w:rPr>
             <w:rStyle w:val="Hyperlink"/>
@@ -11177,7 +11177,7 @@
         </w:rPr>
         <w:t xml:space="preserve">Via </w:t>
       </w:r>
-      <w:hyperlink w:history="1" r:id="rIdchj5vfjsq7aixpvpgcsvn">
+      <w:hyperlink w:history="1" r:id="rIdr-08fjzfm3kw298upsgjq">
         <w:r>
           <w:rPr>
             <w:color w:val="EA2E00"/>
@@ -11195,7 +11195,7 @@
         </w:rPr>
         <w:t xml:space="preserve">, </w:t>
       </w:r>
-      <w:hyperlink w:history="1" r:id="rIdx79zbxiyk-k-redtsra8g">
+      <w:hyperlink w:history="1" r:id="rIdciogz98sizk8xtga66tta">
         <w:r>
           <w:rPr>
             <w:color w:val="EA2E00"/>
@@ -11213,7 +11213,7 @@
         </w:rPr>
         <w:t xml:space="preserve">, </w:t>
       </w:r>
-      <w:hyperlink w:history="1" r:id="rIdthhjx0jconik2mfv8hd1_">
+      <w:hyperlink w:history="1" r:id="rIdshad0ng-v28spss0l6qj2">
         <w:r>
           <w:rPr>
             <w:color w:val="EA2E00"/>
@@ -11231,7 +11231,7 @@
         </w:rPr>
         <w:t xml:space="preserve">, </w:t>
       </w:r>
-      <w:hyperlink w:history="1" r:id="rIdi5apqtnunurmqdxzvhhhl">
+      <w:hyperlink w:history="1" r:id="rIdjo5qltlkcawlhzmqeg7hc">
         <w:r>
           <w:rPr>
             <w:color w:val="EA2E00"/>
@@ -11292,7 +11292,7 @@
       </w:r>
     </w:p>
     <w:p>
-      <w:hyperlink w:history="1" r:id="rIdst5rghzubvv9yrhpjuexz">
+      <w:hyperlink w:history="1" r:id="rIduvqofzxylpzxdsvqps85r">
         <w:r>
           <w:rPr>
             <w:rStyle w:val="Hyperlink"/>
@@ -11313,7 +11313,7 @@
         </w:rPr>
         <w:t xml:space="preserve">Via </w:t>
       </w:r>
-      <w:hyperlink w:history="1" r:id="rIdoqpwazkydgxu0dmps-kpb">
+      <w:hyperlink w:history="1" r:id="rIdtdtjrlrcu2-0yixd7k2xw">
         <w:r>
           <w:rPr>
             <w:color w:val="EA2E00"/>
@@ -11331,7 +11331,7 @@
         </w:rPr>
         <w:t xml:space="preserve">, </w:t>
       </w:r>
-      <w:hyperlink w:history="1" r:id="rIdapedubsr62df6nhbptrq3">
+      <w:hyperlink w:history="1" r:id="rIdnizywlfyh_9rbfat20bnh">
         <w:r>
           <w:rPr>
             <w:color w:val="EA2E00"/>
@@ -11349,7 +11349,7 @@
         </w:rPr>
         <w:t xml:space="preserve">, </w:t>
       </w:r>
-      <w:hyperlink w:history="1" r:id="rIdcjxfc6riaky8enxfuljkb">
+      <w:hyperlink w:history="1" r:id="rIdznvqy4eyl4xi7udfjipt0">
         <w:r>
           <w:rPr>
             <w:color w:val="EA2E00"/>
@@ -11910,7 +11910,7 @@
             </w:tcMar>
           </w:tcPr>
           <w:p>
-            <w:hyperlink w:history="1" r:id="rIdcuhw6kmkntbsgb_jeuieb">
+            <w:hyperlink w:history="1" r:id="rIdbalrdtw4zse6yczqc4oxs">
               <w:r>
                 <w:rPr>
                   <w:b/>
@@ -12031,7 +12031,7 @@
             </w:tcMar>
           </w:tcPr>
           <w:p>
-            <w:hyperlink w:history="1" r:id="rIdokaarb-u3b9x_prem1kvw">
+            <w:hyperlink w:history="1" r:id="rIddhic-bvkdhotwnu6iub64">
               <w:r>
                 <w:rPr>
                   <w:b/>
@@ -12152,7 +12152,7 @@
             </w:tcMar>
           </w:tcPr>
           <w:p>
-            <w:hyperlink w:history="1" r:id="rIddbzztxhnsgpj-jip8qxet">
+            <w:hyperlink w:history="1" r:id="rIdugbgestgfgcsr8zt9iq0n">
               <w:r>
                 <w:rPr>
                   <w:b/>
@@ -12273,7 +12273,7 @@
             </w:tcMar>
           </w:tcPr>
           <w:p>
-            <w:hyperlink w:history="1" r:id="rIdrnws8yxn-2u58bzgcjyge">
+            <w:hyperlink w:history="1" r:id="rIdokgjokle7gt-ouvx-jx_v">
               <w:r>
                 <w:rPr>
                   <w:b/>
@@ -12394,7 +12394,7 @@
             </w:tcMar>
           </w:tcPr>
           <w:p>
-            <w:hyperlink w:history="1" r:id="rIdw6nodcxsk6wj6wstk95co">
+            <w:hyperlink w:history="1" r:id="rIdb5fhvojy8s1tucowmonvu">
               <w:r>
                 <w:rPr>
                   <w:b/>
@@ -12515,7 +12515,7 @@
             </w:tcMar>
           </w:tcPr>
           <w:p>
-            <w:hyperlink w:history="1" r:id="rIdjnstpixzjms7u3mbgzuzs">
+            <w:hyperlink w:history="1" r:id="rIdtxc8o_qw1gmo3b3y1oqxn">
               <w:r>
                 <w:rPr>
                   <w:b/>
@@ -12636,7 +12636,7 @@
             </w:tcMar>
           </w:tcPr>
           <w:p>
-            <w:hyperlink w:history="1" r:id="rIdq08iu_9rx_jhj-zybzm_r">
+            <w:hyperlink w:history="1" r:id="rId-kpi6h8h5hqcpz7xd6_ei">
               <w:r>
                 <w:rPr>
                   <w:b/>
@@ -12757,7 +12757,7 @@
             </w:tcMar>
           </w:tcPr>
           <w:p>
-            <w:hyperlink w:history="1" r:id="rId6g7i6imtv1j69hmgbvhru">
+            <w:hyperlink w:history="1" r:id="rId7ssvrzwdlvqc9z75p5cf4">
               <w:r>
                 <w:rPr>
                   <w:b/>
@@ -12878,7 +12878,7 @@
             </w:tcMar>
           </w:tcPr>
           <w:p>
-            <w:hyperlink w:history="1" r:id="rIdfcndeqiyqlvgi0eh8zfvy">
+            <w:hyperlink w:history="1" r:id="rIdmeq17wyccn07ei_mdsca3">
               <w:r>
                 <w:rPr>
                   <w:b/>
@@ -12999,7 +12999,7 @@
             </w:tcMar>
           </w:tcPr>
           <w:p>
-            <w:hyperlink w:history="1" r:id="rIdrvieqhffdkfzys4bcxcq-">
+            <w:hyperlink w:history="1" r:id="rIdyurimymip4awjn7stxssi">
               <w:r>
                 <w:rPr>
                   <w:b/>
@@ -13120,7 +13120,7 @@
             </w:tcMar>
           </w:tcPr>
           <w:p>
-            <w:hyperlink w:history="1" r:id="rIdwjzi_stzbefe2zfikemnv">
+            <w:hyperlink w:history="1" r:id="rIdwd4rzpa8yeoyytpupgzi5">
               <w:r>
                 <w:rPr>
                   <w:b/>
@@ -13241,7 +13241,7 @@
             </w:tcMar>
           </w:tcPr>
           <w:p>
-            <w:hyperlink w:history="1" r:id="rIdeuk1dwt4nhnywutpnh9gz">
+            <w:hyperlink w:history="1" r:id="rIdktlcpm5m-bk46fyxdctgv">
               <w:r>
                 <w:rPr>
                   <w:b/>
@@ -13362,7 +13362,7 @@
             </w:tcMar>
           </w:tcPr>
           <w:p>
-            <w:hyperlink w:history="1" r:id="rIdn8_eymyuuthjul1sxk0ks">
+            <w:hyperlink w:history="1" r:id="rId2ygfh_zhjfiwzgwxwpr2w">
               <w:r>
                 <w:rPr>
                   <w:b/>
@@ -13545,7 +13545,7 @@
         </w:rPr>
         <w:t xml:space="preserve">Via </w:t>
       </w:r>
-      <w:hyperlink w:history="1" r:id="rIdvyun4qok1gzmjlrpjk2l_">
+      <w:hyperlink w:history="1" r:id="rIdj_saxtxj9n9bo-ut0z2mo">
         <w:r>
           <w:rPr>
             <w:color w:val="EA2E00"/>
@@ -13563,7 +13563,7 @@
         </w:rPr>
         <w:t xml:space="preserve">, </w:t>
       </w:r>
-      <w:hyperlink w:history="1" r:id="rId3sfvnh9qngrp7rs0uhqdu">
+      <w:hyperlink w:history="1" r:id="rId6zhxiq9ff2jzhwj2tfb75">
         <w:r>
           <w:rPr>
             <w:color w:val="EA2E00"/>
@@ -13581,7 +13581,7 @@
         </w:rPr>
         <w:t xml:space="preserve">, </w:t>
       </w:r>
-      <w:hyperlink w:history="1" r:id="rIdun7rmuurcnhufcxnrxptn">
+      <w:hyperlink w:history="1" r:id="rId-yajxldz4wnavizljuqfi">
         <w:r>
           <w:rPr>
             <w:color w:val="EA2E00"/>
@@ -13599,7 +13599,7 @@
         </w:rPr>
         <w:t xml:space="preserve">, </w:t>
       </w:r>
-      <w:hyperlink w:history="1" r:id="rIdycyqvtnlrdrk1wx8vqgqz">
+      <w:hyperlink w:history="1" r:id="rIdtfammaubp1dcgcef6wgv-">
         <w:r>
           <w:rPr>
             <w:color w:val="EA2E00"/>
@@ -13617,7 +13617,7 @@
         </w:rPr>
         <w:t xml:space="preserve">, </w:t>
       </w:r>
-      <w:hyperlink w:history="1" r:id="rIddv-pnjxsbypykb3emuqjx">
+      <w:hyperlink w:history="1" r:id="rId0j8zkjsayomm7rhnyafgt">
         <w:r>
           <w:rPr>
             <w:color w:val="EA2E00"/>
@@ -13660,7 +13660,7 @@
         </w:rPr>
         <w:t xml:space="preserve">Via </w:t>
       </w:r>
-      <w:hyperlink w:history="1" r:id="rId2fhnkmfdaczbtb7cfksix">
+      <w:hyperlink w:history="1" r:id="rId3nrhfoek9l2wwxsrmmfbt">
         <w:r>
           <w:rPr>
             <w:color w:val="EA2E00"/>
@@ -13678,7 +13678,7 @@
         </w:rPr>
         <w:t xml:space="preserve">, </w:t>
       </w:r>
-      <w:hyperlink w:history="1" r:id="rIdpd2jmehbebiaff34bgn7m">
+      <w:hyperlink w:history="1" r:id="rId4ykmg6ri8a4j23if5mwih">
         <w:r>
           <w:rPr>
             <w:color w:val="EA2E00"/>
@@ -13696,7 +13696,7 @@
         </w:rPr>
         <w:t xml:space="preserve">, </w:t>
       </w:r>
-      <w:hyperlink w:history="1" r:id="rIdthrdejqh21br6hbgqoio6">
+      <w:hyperlink w:history="1" r:id="rId3jeluvvwbmynqx_d7euud">
         <w:r>
           <w:rPr>
             <w:color w:val="EA2E00"/>
@@ -13714,7 +13714,7 @@
         </w:rPr>
         <w:t xml:space="preserve">, </w:t>
       </w:r>
-      <w:hyperlink w:history="1" r:id="rIdjwbq01s9esfdj3f-ebv9-">
+      <w:hyperlink w:history="1" r:id="rIdtrxm5nvcoelabgtsv3bqk">
         <w:r>
           <w:rPr>
             <w:color w:val="EA2E00"/>
@@ -13732,7 +13732,7 @@
         </w:rPr>
         <w:t xml:space="preserve">, </w:t>
       </w:r>
-      <w:hyperlink w:history="1" r:id="rIdpyzvmaqfvbgcx6czvgxfr">
+      <w:hyperlink w:history="1" r:id="rIdebvd3epp4qbweoriu9jmf">
         <w:r>
           <w:rPr>
             <w:color w:val="EA2E00"/>
@@ -13775,7 +13775,7 @@
         </w:rPr>
         <w:t xml:space="preserve">Via </w:t>
       </w:r>
-      <w:hyperlink w:history="1" r:id="rIdmxqe92ycyiilugi4rjx1_">
+      <w:hyperlink w:history="1" r:id="rId_4xi1glck-7nl9r8gmtn-">
         <w:r>
           <w:rPr>
             <w:color w:val="EA2E00"/>
@@ -13793,7 +13793,7 @@
         </w:rPr>
         <w:t xml:space="preserve">, </w:t>
       </w:r>
-      <w:hyperlink w:history="1" r:id="rIdtokk7hnbysq2munym34g-">
+      <w:hyperlink w:history="1" r:id="rIdyve-l-wnxr0aqgljnd5dd">
         <w:r>
           <w:rPr>
             <w:color w:val="EA2E00"/>
@@ -13811,7 +13811,7 @@
         </w:rPr>
         <w:t xml:space="preserve">, </w:t>
       </w:r>
-      <w:hyperlink w:history="1" r:id="rId-5ej_dpnuoiyb9vvl7-yt">
+      <w:hyperlink w:history="1" r:id="rIdpoj4areruxnrylzfrorxa">
         <w:r>
           <w:rPr>
             <w:color w:val="EA2E00"/>
@@ -13829,7 +13829,7 @@
         </w:rPr>
         <w:t xml:space="preserve">, </w:t>
       </w:r>
-      <w:hyperlink w:history="1" r:id="rIdxoysmm8lzmpouvt-probw">
+      <w:hyperlink w:history="1" r:id="rIdhaoqd6hvhzne79b6bok_3">
         <w:r>
           <w:rPr>
             <w:color w:val="EA2E00"/>
@@ -13847,7 +13847,7 @@
         </w:rPr>
         <w:t xml:space="preserve">, </w:t>
       </w:r>
-      <w:hyperlink w:history="1" r:id="rIdwowmbrwqw9bkkbblvj5op">
+      <w:hyperlink w:history="1" r:id="rIdm9x_gsghpvkqtzaukalma">
         <w:r>
           <w:rPr>
             <w:color w:val="EA2E00"/>
@@ -13890,7 +13890,7 @@
         </w:rPr>
         <w:t xml:space="preserve">Via </w:t>
       </w:r>
-      <w:hyperlink w:history="1" r:id="rIdebh87ptvlgui9iq88xa_t">
+      <w:hyperlink w:history="1" r:id="rIdaamdwlnagp1jq-y-drlbi">
         <w:r>
           <w:rPr>
             <w:color w:val="EA2E00"/>
@@ -13908,7 +13908,7 @@
         </w:rPr>
         <w:t xml:space="preserve">, </w:t>
       </w:r>
-      <w:hyperlink w:history="1" r:id="rIdrspbkcfdphznawuq4outw">
+      <w:hyperlink w:history="1" r:id="rIdqbewlxzubgfd9m4kt1cgf">
         <w:r>
           <w:rPr>
             <w:color w:val="EA2E00"/>
@@ -13926,7 +13926,7 @@
         </w:rPr>
         <w:t xml:space="preserve">, </w:t>
       </w:r>
-      <w:hyperlink w:history="1" r:id="rIdtwkpmq1rrdeqwlq8ngzhs">
+      <w:hyperlink w:history="1" r:id="rId5lwdjh-1a1y6dozdwu7sh">
         <w:r>
           <w:rPr>
             <w:color w:val="EA2E00"/>
@@ -13969,7 +13969,7 @@
         </w:rPr>
         <w:t xml:space="preserve">Via </w:t>
       </w:r>
-      <w:hyperlink w:history="1" r:id="rIds1qlpfnlmqhpvuljrreg5">
+      <w:hyperlink w:history="1" r:id="rIdm1zq_vs87hqnxs8f0jduo">
         <w:r>
           <w:rPr>
             <w:color w:val="EA2E00"/>
@@ -13987,7 +13987,7 @@
         </w:rPr>
         <w:t xml:space="preserve">, </w:t>
       </w:r>
-      <w:hyperlink w:history="1" r:id="rIdz-0mn5ta9dxzewjpxz_bi">
+      <w:hyperlink w:history="1" r:id="rIdjhdwaygbt2evd9g70hrgk">
         <w:r>
           <w:rPr>
             <w:color w:val="EA2E00"/>
@@ -14005,7 +14005,7 @@
         </w:rPr>
         <w:t xml:space="preserve">, </w:t>
       </w:r>
-      <w:hyperlink w:history="1" r:id="rIdtl6pizi9fohtsnc-vdizp">
+      <w:hyperlink w:history="1" r:id="rIdba-c_tqnq6-aatw1hz4uu">
         <w:r>
           <w:rPr>
             <w:color w:val="EA2E00"/>
@@ -14023,7 +14023,7 @@
         </w:rPr>
         <w:t xml:space="preserve">, </w:t>
       </w:r>
-      <w:hyperlink w:history="1" r:id="rIdn8ermggvqo61gtonrji6p">
+      <w:hyperlink w:history="1" r:id="rId-ek7_zlqkree_bpzcsl_o">
         <w:r>
           <w:rPr>
             <w:color w:val="EA2E00"/>
@@ -14066,7 +14066,7 @@
         </w:rPr>
         <w:t xml:space="preserve">Via </w:t>
       </w:r>
-      <w:hyperlink w:history="1" r:id="rIdilxkmayacki91matvv_bk">
+      <w:hyperlink w:history="1" r:id="rIdd3davqpkbvnwxbgxhfi7a">
         <w:r>
           <w:rPr>
             <w:color w:val="EA2E00"/>
@@ -14084,7 +14084,7 @@
         </w:rPr>
         <w:t xml:space="preserve">, </w:t>
       </w:r>
-      <w:hyperlink w:history="1" r:id="rIdicn2z1puefah4okytuhhi">
+      <w:hyperlink w:history="1" r:id="rId0ou1y_hojkhrfk-ijznud">
         <w:r>
           <w:rPr>
             <w:color w:val="EA2E00"/>
@@ -14102,7 +14102,7 @@
         </w:rPr>
         <w:t xml:space="preserve">, </w:t>
       </w:r>
-      <w:hyperlink w:history="1" r:id="rIdx-wch1di9xe4ymfvz9sp8">
+      <w:hyperlink w:history="1" r:id="rIdwdicwoq7lkw4yv7iwkf47">
         <w:r>
           <w:rPr>
             <w:color w:val="EA2E00"/>
@@ -14145,7 +14145,7 @@
         </w:rPr>
         <w:t xml:space="preserve">Via </w:t>
       </w:r>
-      <w:hyperlink w:history="1" r:id="rId4j8ruzmhpodgmbzowreol">
+      <w:hyperlink w:history="1" r:id="rIdr1xxb9tnsxae-z_brjidm">
         <w:r>
           <w:rPr>
             <w:color w:val="EA2E00"/>
@@ -14163,7 +14163,7 @@
         </w:rPr>
         <w:t xml:space="preserve">, </w:t>
       </w:r>
-      <w:hyperlink w:history="1" r:id="rIdhwz1mm4x1wttmi8faspau">
+      <w:hyperlink w:history="1" r:id="rIdtwuadfhuhvimgode-ybxh">
         <w:r>
           <w:rPr>
             <w:color w:val="EA2E00"/>
@@ -14206,7 +14206,7 @@
         </w:rPr>
         <w:t xml:space="preserve">Via </w:t>
       </w:r>
-      <w:hyperlink w:history="1" r:id="rId7-dyjbka-jnumfx-agt7-">
+      <w:hyperlink w:history="1" r:id="rIdoz7d54vy2rszlbikq1ci6">
         <w:r>
           <w:rPr>
             <w:color w:val="EA2E00"/>
@@ -14224,7 +14224,7 @@
         </w:rPr>
         <w:t xml:space="preserve">, </w:t>
       </w:r>
-      <w:hyperlink w:history="1" r:id="rIdvvvctmhkad_drtkpjazzz">
+      <w:hyperlink w:history="1" r:id="rIdbzaheepnxemah3o40zd-g">
         <w:r>
           <w:rPr>
             <w:color w:val="EA2E00"/>
@@ -14242,7 +14242,7 @@
         </w:rPr>
         <w:t xml:space="preserve">, </w:t>
       </w:r>
-      <w:hyperlink w:history="1" r:id="rId2fmo8ueu3ksdoscjibeev">
+      <w:hyperlink w:history="1" r:id="rIdw16mdtsad6jo-izhunffw">
         <w:r>
           <w:rPr>
             <w:color w:val="EA2E00"/>
@@ -14260,7 +14260,7 @@
         </w:rPr>
         <w:t xml:space="preserve">, </w:t>
       </w:r>
-      <w:hyperlink w:history="1" r:id="rId87gpgddfu1ewuamw7u7ty">
+      <w:hyperlink w:history="1" r:id="rIdkekoeuo-lxsd-xhg4r_sa">
         <w:r>
           <w:rPr>
             <w:color w:val="EA2E00"/>
@@ -15231,7 +15231,7 @@
             </w:r>
           </w:p>
           <w:p>
-            <w:hyperlink w:history="1" r:id="rIdcigypbsgtqylwj67zxh8w">
+            <w:hyperlink w:history="1" r:id="rIdxxdilskxiqaiwajbjatns">
               <w:r>
                 <w:rPr>
                   <w:rStyle w:val="Hyperlink"/>
@@ -15318,7 +15318,7 @@
         <w:spacing w:after="80"/>
         <w:ind w:left="620"/>
       </w:pPr>
-      <w:hyperlink w:history="1" r:id="rIdss-y5vvoft1a_x37qzw5j">
+      <w:hyperlink w:history="1" r:id="rId5o1sgt3pctswr-rnrhsmx">
         <w:r>
           <w:rPr>
             <w:sz w:val="16"/>
@@ -15354,7 +15354,7 @@
         <w:spacing w:after="80"/>
         <w:ind w:left="620"/>
       </w:pPr>
-      <w:hyperlink w:history="1" r:id="rIdfygoxayylh5wguofqwl1u">
+      <w:hyperlink w:history="1" r:id="rId5yyhmwetskd0sithkvk9m">
         <w:r>
           <w:rPr>
             <w:sz w:val="16"/>
@@ -15390,7 +15390,7 @@
         <w:spacing w:after="80"/>
         <w:ind w:left="620"/>
       </w:pPr>
-      <w:hyperlink w:history="1" r:id="rIdt1rdhd8jvkaii2v589wfz">
+      <w:hyperlink w:history="1" r:id="rIdskfh0r_2kbttpdp8q2mwh">
         <w:r>
           <w:rPr>
             <w:sz w:val="16"/>
@@ -15426,7 +15426,7 @@
         <w:spacing w:after="80"/>
         <w:ind w:left="620"/>
       </w:pPr>
-      <w:hyperlink w:history="1" r:id="rIdf_wmxh2cnd6ozybw_4jyh">
+      <w:hyperlink w:history="1" r:id="rIdq4aprvz6ibcz5wfktljot">
         <w:r>
           <w:rPr>
             <w:sz w:val="16"/>
@@ -15462,7 +15462,7 @@
         <w:spacing w:after="80"/>
         <w:ind w:left="620"/>
       </w:pPr>
-      <w:hyperlink w:history="1" r:id="rIdsxm8qo5obvoqnfnmcywsp">
+      <w:hyperlink w:history="1" r:id="rIdjmsm63mt4jdb0wslmhvhx">
         <w:r>
           <w:rPr>
             <w:sz w:val="16"/>
@@ -15506,7 +15506,7 @@
         <w:spacing w:after="80"/>
         <w:ind w:left="620"/>
       </w:pPr>
-      <w:hyperlink w:history="1" r:id="rId5cvlnpyucvtcwyezeuk0v">
+      <w:hyperlink w:history="1" r:id="rIdkdoplojo_fpwasxhdxykn">
         <w:r>
           <w:rPr>
             <w:sz w:val="16"/>
@@ -15542,7 +15542,7 @@
         <w:spacing w:after="80"/>
         <w:ind w:left="620"/>
       </w:pPr>
-      <w:hyperlink w:history="1" r:id="rIdvt57-ea0y0mukacjprvcm">
+      <w:hyperlink w:history="1" r:id="rIdde1y-nxbtk3etfotjrubz">
         <w:r>
           <w:rPr>
             <w:sz w:val="16"/>
@@ -15586,7 +15586,7 @@
         <w:spacing w:after="80"/>
         <w:ind w:left="620"/>
       </w:pPr>
-      <w:hyperlink w:history="1" r:id="rIdzxxk3czcqsvakj3ij8jqw">
+      <w:hyperlink w:history="1" r:id="rIdooj2orxiitmfvzagdly9a">
         <w:r>
           <w:rPr>
             <w:sz w:val="16"/>
@@ -15622,7 +15622,7 @@
         <w:spacing w:after="80"/>
         <w:ind w:left="620"/>
       </w:pPr>
-      <w:hyperlink w:history="1" r:id="rIdgmmzqfneaognardjpfbh4">
+      <w:hyperlink w:history="1" r:id="rIdd3gm9opytmaxafxvseruy">
         <w:r>
           <w:rPr>
             <w:sz w:val="16"/>
@@ -15658,7 +15658,7 @@
         <w:spacing w:after="80"/>
         <w:ind w:left="620"/>
       </w:pPr>
-      <w:hyperlink w:history="1" r:id="rIdvvkqyrmbkv6kc2ljkbmfm">
+      <w:hyperlink w:history="1" r:id="rIdjyauvzs96rldwcfph-qs-">
         <w:r>
           <w:rPr>
             <w:sz w:val="16"/>
@@ -15694,7 +15694,7 @@
         <w:spacing w:after="80"/>
         <w:ind w:left="620"/>
       </w:pPr>
-      <w:hyperlink w:history="1" r:id="rIdd6rxiuloyk9fmdftsacmo">
+      <w:hyperlink w:history="1" r:id="rIdgjelkkk9qv8hxuwx4f_eu">
         <w:r>
           <w:rPr>
             <w:sz w:val="16"/>
@@ -15738,7 +15738,7 @@
         <w:spacing w:after="80"/>
         <w:ind w:left="620"/>
       </w:pPr>
-      <w:hyperlink w:history="1" r:id="rIdlb9lmzqlocnysc-yiqz7a">
+      <w:hyperlink w:history="1" r:id="rIdlponi_nh2qvgfkbun8jwv">
         <w:r>
           <w:rPr>
             <w:sz w:val="16"/>
@@ -15774,7 +15774,7 @@
         <w:spacing w:after="80"/>
         <w:ind w:left="620"/>
       </w:pPr>
-      <w:hyperlink w:history="1" r:id="rIdyfvur5pvvx1kckdsvoulz">
+      <w:hyperlink w:history="1" r:id="rIdq26azjs4o-grlqokr4foa">
         <w:r>
           <w:rPr>
             <w:sz w:val="16"/>
@@ -15810,7 +15810,7 @@
         <w:spacing w:after="80"/>
         <w:ind w:left="620"/>
       </w:pPr>
-      <w:hyperlink w:history="1" r:id="rIdl8o9j8sa6bf6yb8x4ten6">
+      <w:hyperlink w:history="1" r:id="rId8jk2kzr06tsxqxpeuddwv">
         <w:r>
           <w:rPr>
             <w:sz w:val="16"/>
@@ -15854,7 +15854,7 @@
         <w:spacing w:after="80"/>
         <w:ind w:left="620"/>
       </w:pPr>
-      <w:hyperlink w:history="1" r:id="rId_u5yy8k1kiebvsjc8mdx2">
+      <w:hyperlink w:history="1" r:id="rIdxxmh4uh6u2vhmp-meudks">
         <w:r>
           <w:rPr>
             <w:sz w:val="16"/>
@@ -15890,7 +15890,7 @@
         <w:spacing w:after="80"/>
         <w:ind w:left="620"/>
       </w:pPr>
-      <w:hyperlink w:history="1" r:id="rIdw2ujexswzzjc7keesmsth">
+      <w:hyperlink w:history="1" r:id="rId0d4dkgenabrkgi_ndliq1">
         <w:r>
           <w:rPr>
             <w:sz w:val="16"/>
@@ -15926,7 +15926,7 @@
         <w:spacing w:after="80"/>
         <w:ind w:left="620"/>
       </w:pPr>
-      <w:hyperlink w:history="1" r:id="rId8cght2jphtx5wal6dp2xa">
+      <w:hyperlink w:history="1" r:id="rIdqzllbqlbd4oplqifimzo3">
         <w:r>
           <w:rPr>
             <w:sz w:val="16"/>
@@ -15962,7 +15962,7 @@
         <w:spacing w:after="80"/>
         <w:ind w:left="620"/>
       </w:pPr>
-      <w:hyperlink w:history="1" r:id="rIdb89cy7bknf_gdo5oowgfl">
+      <w:hyperlink w:history="1" r:id="rIdfsgqma_zb1dfl75kyhoqr">
         <w:r>
           <w:rPr>
             <w:sz w:val="16"/>
@@ -16006,7 +16006,7 @@
         <w:spacing w:after="80"/>
         <w:ind w:left="620"/>
       </w:pPr>
-      <w:hyperlink w:history="1" r:id="rIdb2wvvna2qmlure4xxgtn2">
+      <w:hyperlink w:history="1" r:id="rIdmbe3rlqwgofay-96raeql">
         <w:r>
           <w:rPr>
             <w:sz w:val="16"/>
@@ -16042,7 +16042,7 @@
         <w:spacing w:after="80"/>
         <w:ind w:left="620"/>
       </w:pPr>
-      <w:hyperlink w:history="1" r:id="rIdsmlp4ve8weubwswg0jacn">
+      <w:hyperlink w:history="1" r:id="rIdztegplxwnadr9nfpn1jf2">
         <w:r>
           <w:rPr>
             <w:sz w:val="16"/>
@@ -16078,7 +16078,7 @@
         <w:spacing w:after="80"/>
         <w:ind w:left="620"/>
       </w:pPr>
-      <w:hyperlink w:history="1" r:id="rIddy2fliryxq0kijilzu5de">
+      <w:hyperlink w:history="1" r:id="rIdr_tryzuusiro67lxo03mf">
         <w:r>
           <w:rPr>
             <w:sz w:val="16"/>
@@ -16122,7 +16122,7 @@
         <w:spacing w:after="80"/>
         <w:ind w:left="620"/>
       </w:pPr>
-      <w:hyperlink w:history="1" r:id="rIdt7b6dkr0wntawvntqrt5z">
+      <w:hyperlink w:history="1" r:id="rIdm8j7ne1twwely5jzrkkqb">
         <w:r>
           <w:rPr>
             <w:sz w:val="16"/>
@@ -16158,7 +16158,7 @@
         <w:spacing w:after="80"/>
         <w:ind w:left="620"/>
       </w:pPr>
-      <w:hyperlink w:history="1" r:id="rId7csecay2wq8soeem6jvb7">
+      <w:hyperlink w:history="1" r:id="rIduzvxbawg7zdhtoucr3oh3">
         <w:r>
           <w:rPr>
             <w:sz w:val="16"/>
@@ -16194,7 +16194,7 @@
         <w:spacing w:after="80"/>
         <w:ind w:left="620"/>
       </w:pPr>
-      <w:hyperlink w:history="1" r:id="rIdo3dbdefjel9kpmexobl83">
+      <w:hyperlink w:history="1" r:id="rIdv3m_afsoryj9dsz5hpflg">
         <w:r>
           <w:rPr>
             <w:sz w:val="16"/>
@@ -16230,7 +16230,7 @@
         <w:spacing w:after="80"/>
         <w:ind w:left="620"/>
       </w:pPr>
-      <w:hyperlink w:history="1" r:id="rIddnljomwq8el9vt7fyntgz">
+      <w:hyperlink w:history="1" r:id="rIdez1h9b6u_aozts7ko57wz">
         <w:r>
           <w:rPr>
             <w:sz w:val="16"/>
@@ -16266,7 +16266,7 @@
         <w:spacing w:after="80"/>
         <w:ind w:left="620"/>
       </w:pPr>
-      <w:hyperlink w:history="1" r:id="rIdgwa3aicvyn2938qklkv-k">
+      <w:hyperlink w:history="1" r:id="rIdzp_dwnaa-yzbogz3owdp3">
         <w:r>
           <w:rPr>
             <w:sz w:val="16"/>
@@ -16310,7 +16310,7 @@
         <w:spacing w:after="80"/>
         <w:ind w:left="620"/>
       </w:pPr>
-      <w:hyperlink w:history="1" r:id="rId2-vzgdqbvlmz5pabn1nsi">
+      <w:hyperlink w:history="1" r:id="rIdfbiao1eiuf-dbtv-f0alg">
         <w:r>
           <w:rPr>
             <w:sz w:val="16"/>
@@ -16346,7 +16346,7 @@
         <w:spacing w:after="80"/>
         <w:ind w:left="620"/>
       </w:pPr>
-      <w:hyperlink w:history="1" r:id="rIdyms0ql_4oetn4sjrhwf1l">
+      <w:hyperlink w:history="1" r:id="rIdtjxpaeja4pewsufhqvvts">
         <w:r>
           <w:rPr>
             <w:sz w:val="16"/>
@@ -16382,7 +16382,7 @@
         <w:spacing w:after="80"/>
         <w:ind w:left="620"/>
       </w:pPr>
-      <w:hyperlink w:history="1" r:id="rIdyulkptiwsoinipblhdovy">
+      <w:hyperlink w:history="1" r:id="rIdyrvqjjtwquxjwebgugt3b">
         <w:r>
           <w:rPr>
             <w:sz w:val="16"/>
@@ -16418,7 +16418,7 @@
         <w:spacing w:after="80"/>
         <w:ind w:left="620"/>
       </w:pPr>
-      <w:hyperlink w:history="1" r:id="rIdcrilxtedqegqz4p3bdn5-">
+      <w:hyperlink w:history="1" r:id="rIde_zv8pegb7_mti_fe9qqg">
         <w:r>
           <w:rPr>
             <w:sz w:val="16"/>
@@ -16480,7 +16480,7 @@
         </w:numPr>
         <w:spacing w:after="60"/>
       </w:pPr>
-      <w:hyperlink w:history="1" r:id="rIdebd541au_2a-zcwgttj50">
+      <w:hyperlink w:history="1" r:id="rId-oprgo4wi4xhq3lrejov7">
         <w:r>
           <w:rPr>
             <w:sz w:val="18"/>
@@ -16508,7 +16508,7 @@
         </w:numPr>
         <w:spacing w:after="60"/>
       </w:pPr>
-      <w:hyperlink w:history="1" r:id="rIdmgjhn4fgqrqvwzqc7gt3j">
+      <w:hyperlink w:history="1" r:id="rIddi7as99mut2bkrgweuyhy">
         <w:r>
           <w:rPr>
             <w:sz w:val="18"/>
@@ -16536,7 +16536,7 @@
         </w:numPr>
         <w:spacing w:after="60"/>
       </w:pPr>
-      <w:hyperlink w:history="1" r:id="rId50uc6n-kwzbxiv72lww8h">
+      <w:hyperlink w:history="1" r:id="rIdohn5eyow0wq2nmqaumhfd">
         <w:r>
           <w:rPr>
             <w:sz w:val="18"/>
@@ -16564,7 +16564,7 @@
         </w:numPr>
         <w:spacing w:after="60"/>
       </w:pPr>
-      <w:hyperlink w:history="1" r:id="rIdiado2vivaav-j4nuvfxzp">
+      <w:hyperlink w:history="1" r:id="rIdriii4it5uu-na3wug5gir">
         <w:r>
           <w:rPr>
             <w:sz w:val="18"/>
@@ -16592,7 +16592,7 @@
         </w:numPr>
         <w:spacing w:after="60"/>
       </w:pPr>
-      <w:hyperlink w:history="1" r:id="rIdpuj7bhbroiznoyygt5btj">
+      <w:hyperlink w:history="1" r:id="rIdg9aowg1br7wvdrs3gwx-r">
         <w:r>
           <w:rPr>
             <w:sz w:val="18"/>
@@ -16620,7 +16620,7 @@
         </w:numPr>
         <w:spacing w:after="60"/>
       </w:pPr>
-      <w:hyperlink w:history="1" r:id="rIdl6awtqzyjf2dkasn-fk0r">
+      <w:hyperlink w:history="1" r:id="rIdksw7kspfh8sb_omnr-bpt">
         <w:r>
           <w:rPr>
             <w:sz w:val="18"/>
@@ -16648,7 +16648,7 @@
         </w:numPr>
         <w:spacing w:after="60"/>
       </w:pPr>
-      <w:hyperlink w:history="1" r:id="rIdhu_yzetfl3ozhihub_cnd">
+      <w:hyperlink w:history="1" r:id="rIdxidvky2uc6i3dfcoxf5rr">
         <w:r>
           <w:rPr>
             <w:sz w:val="18"/>
@@ -16676,7 +16676,7 @@
         </w:numPr>
         <w:spacing w:after="60"/>
       </w:pPr>
-      <w:hyperlink w:history="1" r:id="rId2yztxojebqhn2fftdejmz">
+      <w:hyperlink w:history="1" r:id="rIdzf8dhgxj3u4zbobshhjhx">
         <w:r>
           <w:rPr>
             <w:sz w:val="18"/>
@@ -16704,7 +16704,7 @@
         </w:numPr>
         <w:spacing w:after="60"/>
       </w:pPr>
-      <w:hyperlink w:history="1" r:id="rId0nzf7jbzvnsgs3ai68sag">
+      <w:hyperlink w:history="1" r:id="rIduhtmxbj0qmdzelqqllqya">
         <w:r>
           <w:rPr>
             <w:sz w:val="18"/>
@@ -16732,7 +16732,7 @@
         </w:numPr>
         <w:spacing w:after="60"/>
       </w:pPr>
-      <w:hyperlink w:history="1" r:id="rIdwdibdhfznft7uzchhopuw">
+      <w:hyperlink w:history="1" r:id="rIdrv9ybr7ty3achijfz4qfb">
         <w:r>
           <w:rPr>
             <w:sz w:val="18"/>
@@ -16760,7 +16760,7 @@
         </w:numPr>
         <w:spacing w:after="60"/>
       </w:pPr>
-      <w:hyperlink w:history="1" r:id="rIdh-97borms4d4h03x8qdqb">
+      <w:hyperlink w:history="1" r:id="rId52wulnjwee4tszj7eqpep">
         <w:r>
           <w:rPr>
             <w:sz w:val="18"/>
@@ -16788,7 +16788,7 @@
         </w:numPr>
         <w:spacing w:after="60"/>
       </w:pPr>
-      <w:hyperlink w:history="1" r:id="rIdpx2smofxfj7ne1d-6-sf0">
+      <w:hyperlink w:history="1" r:id="rIdrknhbzqlfla1c2_l31b3l">
         <w:r>
           <w:rPr>
             <w:sz w:val="18"/>
@@ -16816,7 +16816,7 @@
         </w:numPr>
         <w:spacing w:after="60"/>
       </w:pPr>
-      <w:hyperlink w:history="1" r:id="rIduorgnabjtidi23uz-wtnc">
+      <w:hyperlink w:history="1" r:id="rIdqjerzkivaizcqohakt3qd">
         <w:r>
           <w:rPr>
             <w:sz w:val="18"/>
@@ -16844,7 +16844,7 @@
         </w:numPr>
         <w:spacing w:after="60"/>
       </w:pPr>
-      <w:hyperlink w:history="1" r:id="rIdphvnawi7eqyhsgnwlnoyb">
+      <w:hyperlink w:history="1" r:id="rIdgx618wtulexawk59pewmc">
         <w:r>
           <w:rPr>
             <w:sz w:val="18"/>
@@ -16872,7 +16872,7 @@
         </w:numPr>
         <w:spacing w:after="60"/>
       </w:pPr>
-      <w:hyperlink w:history="1" r:id="rIdkb7ukw14w850-dpadntc-">
+      <w:hyperlink w:history="1" r:id="rIdkpdenbzextgdjfz0gtnbo">
         <w:r>
           <w:rPr>
             <w:sz w:val="18"/>
@@ -16900,7 +16900,7 @@
         </w:numPr>
         <w:spacing w:after="60"/>
       </w:pPr>
-      <w:hyperlink w:history="1" r:id="rIdtdc83lzr-jv49n48kgczz">
+      <w:hyperlink w:history="1" r:id="rIdwav639kpxf6di9ld8kgzh">
         <w:r>
           <w:rPr>
             <w:sz w:val="18"/>
@@ -16928,7 +16928,7 @@
         </w:numPr>
         <w:spacing w:after="60"/>
       </w:pPr>
-      <w:hyperlink w:history="1" r:id="rIdxf9xk_fit4cztoegugns7">
+      <w:hyperlink w:history="1" r:id="rIdkbbiy6sakqqoau8jslndm">
         <w:r>
           <w:rPr>
             <w:sz w:val="18"/>
@@ -16956,7 +16956,7 @@
         </w:numPr>
         <w:spacing w:after="60"/>
       </w:pPr>
-      <w:hyperlink w:history="1" r:id="rIdhnuewbrw1gd9xr2_d8vvr">
+      <w:hyperlink w:history="1" r:id="rIdt-k0mf5gsxthb24bwy2rq">
         <w:r>
           <w:rPr>
             <w:sz w:val="18"/>
@@ -16984,7 +16984,7 @@
         </w:numPr>
         <w:spacing w:after="60"/>
       </w:pPr>
-      <w:hyperlink w:history="1" r:id="rId5ifgpotvqnffidh1j0kcy">
+      <w:hyperlink w:history="1" r:id="rIdz-gfhxwej10gnz4l1o09h">
         <w:r>
           <w:rPr>
             <w:sz w:val="18"/>
@@ -17012,7 +17012,7 @@
         </w:numPr>
         <w:spacing w:after="60"/>
       </w:pPr>
-      <w:hyperlink w:history="1" r:id="rIdyb-drch-exkjbf4ffhvmm">
+      <w:hyperlink w:history="1" r:id="rIdlstvydfttj63ml6ouvhix">
         <w:r>
           <w:rPr>
             <w:sz w:val="18"/>
@@ -17040,7 +17040,7 @@
         </w:numPr>
         <w:spacing w:after="60"/>
       </w:pPr>
-      <w:hyperlink w:history="1" r:id="rIdfrtbvibjpws1ns_4eupcs">
+      <w:hyperlink w:history="1" r:id="rIdif9-kujjbzjpujnw_34ez">
         <w:r>
           <w:rPr>
             <w:sz w:val="18"/>
@@ -17068,7 +17068,7 @@
         </w:numPr>
         <w:spacing w:after="60"/>
       </w:pPr>
-      <w:hyperlink w:history="1" r:id="rIdmjt7igf2g2pzerelvfalu">
+      <w:hyperlink w:history="1" r:id="rId608jnr3dudmfbjrho3xbn">
         <w:r>
           <w:rPr>
             <w:sz w:val="18"/>
@@ -17096,7 +17096,7 @@
         </w:numPr>
         <w:spacing w:after="60"/>
       </w:pPr>
-      <w:hyperlink w:history="1" r:id="rId6lkql_zbxqid4uefwd5pl">
+      <w:hyperlink w:history="1" r:id="rIdymj7rc6lx71agwx-3fxqa">
         <w:r>
           <w:rPr>
             <w:sz w:val="18"/>
@@ -17124,7 +17124,7 @@
         </w:numPr>
         <w:spacing w:after="60"/>
       </w:pPr>
-      <w:hyperlink w:history="1" r:id="rId5qnyazj8oche2wt38w57l">
+      <w:hyperlink w:history="1" r:id="rIddyv1xjt7lf3hm2yrs8ej8">
         <w:r>
           <w:rPr>
             <w:sz w:val="18"/>
@@ -17152,7 +17152,7 @@
         </w:numPr>
         <w:spacing w:after="60"/>
       </w:pPr>
-      <w:hyperlink w:history="1" r:id="rIdpkniqed4mh3bmvhiyb8jc">
+      <w:hyperlink w:history="1" r:id="rIdn4xtgt3g3ceqkmf23wjpr">
         <w:r>
           <w:rPr>
             <w:sz w:val="18"/>
@@ -17180,7 +17180,7 @@
         </w:numPr>
         <w:spacing w:after="60"/>
       </w:pPr>
-      <w:hyperlink w:history="1" r:id="rIdum3aybh_r-dgsb2drnd4u">
+      <w:hyperlink w:history="1" r:id="rIdgstwq6tzfdzze1pi9lh1i">
         <w:r>
           <w:rPr>
             <w:sz w:val="18"/>
@@ -17208,7 +17208,7 @@
         </w:numPr>
         <w:spacing w:after="60"/>
       </w:pPr>
-      <w:hyperlink w:history="1" r:id="rId5tsn29ktbg__xz7ffogps">
+      <w:hyperlink w:history="1" r:id="rIdusk31r0wmuiweq7cb1z-v">
         <w:r>
           <w:rPr>
             <w:sz w:val="18"/>
@@ -17236,7 +17236,7 @@
         </w:numPr>
         <w:spacing w:after="60"/>
       </w:pPr>
-      <w:hyperlink w:history="1" r:id="rIdmy3hvv0igewn03f8hubyc">
+      <w:hyperlink w:history="1" r:id="rIdhkmlrsx9uvuqgfnoq1z5u">
         <w:r>
           <w:rPr>
             <w:sz w:val="18"/>
@@ -17264,7 +17264,7 @@
         </w:numPr>
         <w:spacing w:after="60"/>
       </w:pPr>
-      <w:hyperlink w:history="1" r:id="rIdtngur2dmm-84fbtnv47va">
+      <w:hyperlink w:history="1" r:id="rId0yghrreaseztwqfwapxzq">
         <w:r>
           <w:rPr>
             <w:sz w:val="18"/>
@@ -17292,7 +17292,7 @@
         </w:numPr>
         <w:spacing w:after="60"/>
       </w:pPr>
-      <w:hyperlink w:history="1" r:id="rIdchkavj2ksaxcpbexisqiy">
+      <w:hyperlink w:history="1" r:id="rId6s_zj6ltbdl7zshnk2vno">
         <w:r>
           <w:rPr>
             <w:sz w:val="18"/>
@@ -17320,7 +17320,7 @@
         </w:numPr>
         <w:spacing w:after="60"/>
       </w:pPr>
-      <w:hyperlink w:history="1" r:id="rIdb6tfa04s93rkzyqvhwvk2">
+      <w:hyperlink w:history="1" r:id="rIdbkgdgpsjx5en76oz93eqq">
         <w:r>
           <w:rPr>
             <w:sz w:val="18"/>
@@ -17348,7 +17348,7 @@
         </w:numPr>
         <w:spacing w:after="60"/>
       </w:pPr>
-      <w:hyperlink w:history="1" r:id="rIdvg6v2wmpzpmgchymlkr74">
+      <w:hyperlink w:history="1" r:id="rIdbmspnjkiw2qg0ltqojbg9">
         <w:r>
           <w:rPr>
             <w:sz w:val="18"/>
@@ -17376,7 +17376,7 @@
         </w:numPr>
         <w:spacing w:after="60"/>
       </w:pPr>
-      <w:hyperlink w:history="1" r:id="rIdivbrf9vxfdohpan-rxbst">
+      <w:hyperlink w:history="1" r:id="rId_v3q1crzzrg9r5wovk-bd">
         <w:r>
           <w:rPr>
             <w:sz w:val="18"/>
@@ -17404,7 +17404,7 @@
         </w:numPr>
         <w:spacing w:after="60"/>
       </w:pPr>
-      <w:hyperlink w:history="1" r:id="rId0iotkmullofsv91phmeed">
+      <w:hyperlink w:history="1" r:id="rIdn55jlfyaphx0mmtr6esrj">
         <w:r>
           <w:rPr>
             <w:sz w:val="18"/>
@@ -17432,7 +17432,7 @@
         </w:numPr>
         <w:spacing w:after="60"/>
       </w:pPr>
-      <w:hyperlink w:history="1" r:id="rIdc0gg3w4abaea9ncgupjxp">
+      <w:hyperlink w:history="1" r:id="rIdvxvmuurwhek_732umcivy">
         <w:r>
           <w:rPr>
             <w:sz w:val="18"/>
@@ -17460,7 +17460,7 @@
         </w:numPr>
         <w:spacing w:after="60"/>
       </w:pPr>
-      <w:hyperlink w:history="1" r:id="rIdpumlx5cngxkfduenhuiia">
+      <w:hyperlink w:history="1" r:id="rIdpnbstu6hvpn_iuv9uq-om">
         <w:r>
           <w:rPr>
             <w:sz w:val="18"/>
@@ -17488,7 +17488,7 @@
         </w:numPr>
         <w:spacing w:after="60"/>
       </w:pPr>
-      <w:hyperlink w:history="1" r:id="rIdhxbnw-mpevwiwnndloe31">
+      <w:hyperlink w:history="1" r:id="rIdrudcczrj2k6oi7_d6k0zy">
         <w:r>
           <w:rPr>
             <w:sz w:val="18"/>
@@ -17516,7 +17516,7 @@
         </w:numPr>
         <w:spacing w:after="60"/>
       </w:pPr>
-      <w:hyperlink w:history="1" r:id="rIdb-4m8h7qdz1eglxwv1idz">
+      <w:hyperlink w:history="1" r:id="rIdzp3zzvx8twbysap4truvj">
         <w:r>
           <w:rPr>
             <w:sz w:val="18"/>
@@ -17544,7 +17544,7 @@
         </w:numPr>
         <w:spacing w:after="60"/>
       </w:pPr>
-      <w:hyperlink w:history="1" r:id="rIdjo1lezqp4950wnq6718tu">
+      <w:hyperlink w:history="1" r:id="rIdqk7eanxagqeyw44q_kvtc">
         <w:r>
           <w:rPr>
             <w:sz w:val="18"/>
@@ -17572,7 +17572,7 @@
         </w:numPr>
         <w:spacing w:after="60"/>
       </w:pPr>
-      <w:hyperlink w:history="1" r:id="rIdlblbzmwsddj1pja9uihof">
+      <w:hyperlink w:history="1" r:id="rIdfzvzurzhg0rwbvu5-66wv">
         <w:r>
           <w:rPr>
             <w:sz w:val="18"/>
@@ -17600,7 +17600,7 @@
         </w:numPr>
         <w:spacing w:after="60"/>
       </w:pPr>
-      <w:hyperlink w:history="1" r:id="rIdtcdjrsrgkuf0pmqao9wvy">
+      <w:hyperlink w:history="1" r:id="rIdaykptur20yiii9jgob-xm">
         <w:r>
           <w:rPr>
             <w:sz w:val="18"/>
@@ -17628,7 +17628,7 @@
         </w:numPr>
         <w:spacing w:after="60"/>
       </w:pPr>
-      <w:hyperlink w:history="1" r:id="rIdvpfng5-szg2icvrfqodyf">
+      <w:hyperlink w:history="1" r:id="rIdlnmsblvnvkhgup9oo_3dg">
         <w:r>
           <w:rPr>
             <w:sz w:val="18"/>
@@ -17656,7 +17656,7 @@
         </w:numPr>
         <w:spacing w:after="60"/>
       </w:pPr>
-      <w:hyperlink w:history="1" r:id="rIdfyevw8tmqc-vnmtosrndf">
+      <w:hyperlink w:history="1" r:id="rId5djl7jdjkpbdqjzlic2rn">
         <w:r>
           <w:rPr>
             <w:sz w:val="18"/>
@@ -17684,7 +17684,7 @@
         </w:numPr>
         <w:spacing w:after="60"/>
       </w:pPr>
-      <w:hyperlink w:history="1" r:id="rId1a5w_mpyf1_p8kgq1f_pp">
+      <w:hyperlink w:history="1" r:id="rIdwpd0hvvojjqabt-hl6onh">
         <w:r>
           <w:rPr>
             <w:sz w:val="18"/>
@@ -17712,7 +17712,7 @@
         </w:numPr>
         <w:spacing w:after="60"/>
       </w:pPr>
-      <w:hyperlink w:history="1" r:id="rIddo-cmvffmwybklwp2gszy">
+      <w:hyperlink w:history="1" r:id="rIdlj3_wasblbeqbcg7uzgrr">
         <w:r>
           <w:rPr>
             <w:sz w:val="18"/>
@@ -17740,7 +17740,7 @@
         </w:numPr>
         <w:spacing w:after="60"/>
       </w:pPr>
-      <w:hyperlink w:history="1" r:id="rIdmw4edhavxdv3vdkzclr8k">
+      <w:hyperlink w:history="1" r:id="rId7vzpcrrul7ujoqj5ssqd7">
         <w:r>
           <w:rPr>
             <w:sz w:val="18"/>
@@ -17768,7 +17768,7 @@
         </w:numPr>
         <w:spacing w:after="60"/>
       </w:pPr>
-      <w:hyperlink w:history="1" r:id="rIdkf8vaazqrj4my8kclljcc">
+      <w:hyperlink w:history="1" r:id="rIdnc9nlcnnbwf6obpcibmlo">
         <w:r>
           <w:rPr>
             <w:sz w:val="18"/>
@@ -17796,7 +17796,7 @@
         </w:numPr>
         <w:spacing w:after="60"/>
       </w:pPr>
-      <w:hyperlink w:history="1" r:id="rIdyn3x0wawt4pvxixdvno_8">
+      <w:hyperlink w:history="1" r:id="rIdvgbyq3m1l_xmwhpphbpcm">
         <w:r>
           <w:rPr>
             <w:sz w:val="18"/>
@@ -17824,7 +17824,7 @@
         </w:numPr>
         <w:spacing w:after="60"/>
       </w:pPr>
-      <w:hyperlink w:history="1" r:id="rIdymmh-uyjjxgwuru7ukhp0">
+      <w:hyperlink w:history="1" r:id="rIdbpkjytjqqley9verb7tzm">
         <w:r>
           <w:rPr>
             <w:sz w:val="18"/>
@@ -17852,7 +17852,7 @@
         </w:numPr>
         <w:spacing w:after="60"/>
       </w:pPr>
-      <w:hyperlink w:history="1" r:id="rIdcaves2arwua4p93kfx3li">
+      <w:hyperlink w:history="1" r:id="rIdymgk71ycwx5r7shcnypu9">
         <w:r>
           <w:rPr>
             <w:sz w:val="18"/>
@@ -17880,7 +17880,7 @@
         </w:numPr>
         <w:spacing w:after="60"/>
       </w:pPr>
-      <w:hyperlink w:history="1" r:id="rIdp-bszhyssdkpjkpy6pffh">
+      <w:hyperlink w:history="1" r:id="rIdsolgjs6_jfnsjg2c-63vc">
         <w:r>
           <w:rPr>
             <w:sz w:val="18"/>
@@ -17908,7 +17908,7 @@
         </w:numPr>
         <w:spacing w:after="60"/>
       </w:pPr>
-      <w:hyperlink w:history="1" r:id="rIdxiwzmm7a5b-u92v_omfhi">
+      <w:hyperlink w:history="1" r:id="rIdytrx-uehsnvn217u9pwjb">
         <w:r>
           <w:rPr>
             <w:sz w:val="18"/>
@@ -17936,7 +17936,7 @@
         </w:numPr>
         <w:spacing w:after="60"/>
       </w:pPr>
-      <w:hyperlink w:history="1" r:id="rIdzt76osb9g5pmlhcbjq4m5">
+      <w:hyperlink w:history="1" r:id="rIdegloxdd1f7pjr_u8-teo0">
         <w:r>
           <w:rPr>
             <w:sz w:val="18"/>
@@ -17964,7 +17964,7 @@
         </w:numPr>
         <w:spacing w:after="60"/>
       </w:pPr>
-      <w:hyperlink w:history="1" r:id="rId05xlnxwk5c29f0ogx5lab">
+      <w:hyperlink w:history="1" r:id="rId5zhzcngtwwwo9gntajq6c">
         <w:r>
           <w:rPr>
             <w:sz w:val="18"/>
@@ -17992,7 +17992,7 @@
         </w:numPr>
         <w:spacing w:after="60"/>
       </w:pPr>
-      <w:hyperlink w:history="1" r:id="rIdryqtgkirtnkjw8wbtd_5o">
+      <w:hyperlink w:history="1" r:id="rIdmx2nxwtmnx2nwjwx4m-vt">
         <w:r>
           <w:rPr>
             <w:sz w:val="18"/>
@@ -18020,7 +18020,7 @@
         </w:numPr>
         <w:spacing w:after="60"/>
       </w:pPr>
-      <w:hyperlink w:history="1" r:id="rId_ihxpg0bf_vzzj3c2kjgj">
+      <w:hyperlink w:history="1" r:id="rIdkjlrmztdjkl-tlnr4nscv">
         <w:r>
           <w:rPr>
             <w:sz w:val="18"/>
@@ -18048,7 +18048,7 @@
         </w:numPr>
         <w:spacing w:after="60"/>
       </w:pPr>
-      <w:hyperlink w:history="1" r:id="rIdqzyc_aikec5qpxy3e-r3j">
+      <w:hyperlink w:history="1" r:id="rIdvezedkn_ih1dgir78p59m">
         <w:r>
           <w:rPr>
             <w:sz w:val="18"/>
@@ -18076,7 +18076,7 @@
         </w:numPr>
         <w:spacing w:after="60"/>
       </w:pPr>
-      <w:hyperlink w:history="1" r:id="rIdl3jgneehzhg2w7b6bpx7n">
+      <w:hyperlink w:history="1" r:id="rIdieyoi6lv4zifwzwvly9d-">
         <w:r>
           <w:rPr>
             <w:sz w:val="18"/>
@@ -18104,7 +18104,7 @@
         </w:numPr>
         <w:spacing w:after="60"/>
       </w:pPr>
-      <w:hyperlink w:history="1" r:id="rId_joeiqagm4uxdbwbbonpt">
+      <w:hyperlink w:history="1" r:id="rIdrquss_j87tokt42gsmtye">
         <w:r>
           <w:rPr>
             <w:sz w:val="18"/>
@@ -18132,7 +18132,7 @@
         </w:numPr>
         <w:spacing w:after="60"/>
       </w:pPr>
-      <w:hyperlink w:history="1" r:id="rIdsr0icwjcbyhyh_g0cegll">
+      <w:hyperlink w:history="1" r:id="rIdkg7dbpzxco450d_lo8eqe">
         <w:r>
           <w:rPr>
             <w:sz w:val="18"/>
